--- a/Devops link/Dockerfile.docx
+++ b/Devops link/Dockerfile.docx
@@ -1,6 +1,6 @@
 
 <file path=word/document.xml><?xml version="1.0" encoding="utf-8"?>
-<w:document xmlns:wpc="http://schemas.microsoft.com/office/word/2010/wordprocessingCanvas" xmlns:cx="http://schemas.microsoft.com/office/drawing/2014/chartex" xmlns:cx1="http://schemas.microsoft.com/office/drawing/2015/9/8/chartex" xmlns:cx2="http://schemas.microsoft.com/office/drawing/2015/10/21/chartex" xmlns:cx3="http://schemas.microsoft.com/office/drawing/2016/5/9/chartex" xmlns:cx4="http://schemas.microsoft.com/office/drawing/2016/5/10/chartex" xmlns:cx5="http://schemas.microsoft.com/office/drawing/2016/5/11/chartex" xmlns:cx6="http://schemas.microsoft.com/office/drawing/2016/5/12/chartex" xmlns:cx7="http://schemas.microsoft.com/office/drawing/2016/5/13/chartex" xmlns:cx8="http://schemas.microsoft.com/office/drawing/2016/5/14/chartex" xmlns:mc="http://schemas.openxmlformats.org/markup-compatibility/2006" xmlns:aink="http://schemas.microsoft.com/office/drawing/2016/ink" xmlns:am3d="http://schemas.microsoft.com/office/drawing/2017/model3d" xmlns:o="urn:schemas-microsoft-com:office:office" xmlns:oel="http://schemas.microsoft.com/office/2019/extlst" xmlns:r="http://schemas.openxmlformats.org/officeDocument/2006/relationships" xmlns:m="http://schemas.openxmlformats.org/officeDocument/2006/math" xmlns:v="urn:schemas-microsoft-com:vml" xmlns:wp14="http://schemas.microsoft.com/office/word/2010/wordprocessingDrawing" xmlns:wp="http://schemas.openxmlformats.org/drawingml/2006/wordprocessingDrawing" xmlns:w10="urn:schemas-microsoft-com:office:word" xmlns:w="http://schemas.openxmlformats.org/wordprocessingml/2006/main" xmlns:w14="http://schemas.microsoft.com/office/word/2010/wordml" xmlns:w15="http://schemas.microsoft.com/office/word/2012/wordml" xmlns:w16cex="http://schemas.microsoft.com/office/word/2018/wordml/cex" xmlns:w16cid="http://schemas.microsoft.com/office/word/2016/wordml/cid" xmlns:w16="http://schemas.microsoft.com/office/word/2018/wordml" xmlns:w16sdtdh="http://schemas.microsoft.com/office/word/2020/wordml/sdtdatahash" xmlns:w16se="http://schemas.microsoft.com/office/word/2015/wordml/symex" xmlns:wpg="http://schemas.microsoft.com/office/word/2010/wordprocessingGroup" xmlns:wpi="http://schemas.microsoft.com/office/word/2010/wordprocessingInk" xmlns:wne="http://schemas.microsoft.com/office/word/2006/wordml" xmlns:wps="http://schemas.microsoft.com/office/word/2010/wordprocessingShape" mc:Ignorable="w14 w15 w16se w16cid w16 w16cex w16sdtdh wp14">
+<w:document xmlns:wpc="http://schemas.microsoft.com/office/word/2010/wordprocessingCanvas" xmlns:cx="http://schemas.microsoft.com/office/drawing/2014/chartex" xmlns:cx1="http://schemas.microsoft.com/office/drawing/2015/9/8/chartex" xmlns:cx2="http://schemas.microsoft.com/office/drawing/2015/10/21/chartex" xmlns:cx3="http://schemas.microsoft.com/office/drawing/2016/5/9/chartex" xmlns:cx4="http://schemas.microsoft.com/office/drawing/2016/5/10/chartex" xmlns:cx5="http://schemas.microsoft.com/office/drawing/2016/5/11/chartex" xmlns:cx6="http://schemas.microsoft.com/office/drawing/2016/5/12/chartex" xmlns:cx7="http://schemas.microsoft.com/office/drawing/2016/5/13/chartex" xmlns:cx8="http://schemas.microsoft.com/office/drawing/2016/5/14/chartex" xmlns:mc="http://schemas.openxmlformats.org/markup-compatibility/2006" xmlns:aink="http://schemas.microsoft.com/office/drawing/2016/ink" xmlns:am3d="http://schemas.microsoft.com/office/drawing/2017/model3d" xmlns:o="urn:schemas-microsoft-com:office:office" xmlns:oel="http://schemas.microsoft.com/office/2019/extlst" xmlns:r="http://schemas.openxmlformats.org/officeDocument/2006/relationships" xmlns:m="http://schemas.openxmlformats.org/officeDocument/2006/math" xmlns:v="urn:schemas-microsoft-com:vml" xmlns:wp14="http://schemas.microsoft.com/office/word/2010/wordprocessingDrawing" xmlns:wp="http://schemas.openxmlformats.org/drawingml/2006/wordprocessingDrawing" xmlns:w10="urn:schemas-microsoft-com:office:word" xmlns:w="http://schemas.openxmlformats.org/wordprocessingml/2006/main" xmlns:w14="http://schemas.microsoft.com/office/word/2010/wordml" xmlns:w15="http://schemas.microsoft.com/office/word/2012/wordml" xmlns:w16cex="http://schemas.microsoft.com/office/word/2018/wordml/cex" xmlns:w16cid="http://schemas.microsoft.com/office/word/2016/wordml/cid" xmlns:w16="http://schemas.microsoft.com/office/word/2018/wordml" xmlns:w16du="http://schemas.microsoft.com/office/word/2023/wordml/word16du" xmlns:w16sdtdh="http://schemas.microsoft.com/office/word/2020/wordml/sdtdatahash" xmlns:w16sdtfl="http://schemas.microsoft.com/office/word/2024/wordml/sdtformatlock" xmlns:w16se="http://schemas.microsoft.com/office/word/2015/wordml/symex" xmlns:wpg="http://schemas.microsoft.com/office/word/2010/wordprocessingGroup" xmlns:wpi="http://schemas.microsoft.com/office/word/2010/wordprocessingInk" xmlns:wne="http://schemas.microsoft.com/office/word/2006/wordml" xmlns:wps="http://schemas.microsoft.com/office/word/2010/wordprocessingShape" mc:Ignorable="w14 w15 w16se w16cid w16 w16cex w16sdtdh w16sdtfl w16du wp14">
   <w:body>
     <w:p>
       <w:pPr>
@@ -20,6 +20,85 @@
         </w:rPr>
         <w:t>DOCKERFILE</w:t>
       </w:r>
+    </w:p>
+    <w:p>
+      <w:pPr>
+        <w:rPr>
+          <w:color w:val="C45911" w:themeColor="accent2" w:themeShade="BF"/>
+          <w:sz w:val="48"/>
+          <w:szCs w:val="48"/>
+        </w:rPr>
+      </w:pPr>
+      <w:r>
+        <w:rPr>
+          <w:color w:val="C45911" w:themeColor="accent2" w:themeShade="BF"/>
+          <w:sz w:val="48"/>
+          <w:szCs w:val="48"/>
+        </w:rPr>
+        <w:t xml:space="preserve">A </w:t>
+      </w:r>
+      <w:r>
+        <w:rPr>
+          <w:b/>
+          <w:bCs/>
+          <w:color w:val="C45911" w:themeColor="accent2" w:themeShade="BF"/>
+          <w:sz w:val="48"/>
+          <w:szCs w:val="48"/>
+        </w:rPr>
+        <w:t>Docker Image</w:t>
+      </w:r>
+      <w:r>
+        <w:rPr>
+          <w:color w:val="C45911" w:themeColor="accent2" w:themeShade="BF"/>
+          <w:sz w:val="48"/>
+          <w:szCs w:val="48"/>
+        </w:rPr>
+        <w:t xml:space="preserve"> is a blueprint/template used to create containers.</w:t>
+      </w:r>
+    </w:p>
+    <w:p>
+      <w:pPr>
+        <w:rPr>
+          <w:color w:val="C45911" w:themeColor="accent2" w:themeShade="BF"/>
+          <w:sz w:val="48"/>
+          <w:szCs w:val="48"/>
+        </w:rPr>
+      </w:pPr>
+      <w:r>
+        <w:rPr>
+          <w:color w:val="C45911" w:themeColor="accent2" w:themeShade="BF"/>
+          <w:sz w:val="48"/>
+          <w:szCs w:val="48"/>
+        </w:rPr>
+        <w:t xml:space="preserve">A </w:t>
+      </w:r>
+      <w:r>
+        <w:rPr>
+          <w:b/>
+          <w:bCs/>
+          <w:color w:val="C45911" w:themeColor="accent2" w:themeShade="BF"/>
+          <w:sz w:val="48"/>
+          <w:szCs w:val="48"/>
+        </w:rPr>
+        <w:t>Docker Container</w:t>
+      </w:r>
+      <w:r>
+        <w:rPr>
+          <w:color w:val="C45911" w:themeColor="accent2" w:themeShade="BF"/>
+          <w:sz w:val="48"/>
+          <w:szCs w:val="48"/>
+        </w:rPr>
+        <w:t xml:space="preserve"> is a running instance of a Docker Image.</w:t>
+      </w:r>
+    </w:p>
+    <w:p>
+      <w:pPr>
+        <w:rPr>
+          <w:color w:val="C45911" w:themeColor="accent2" w:themeShade="BF"/>
+          <w:sz w:val="48"/>
+          <w:szCs w:val="48"/>
+        </w:rPr>
+      </w:pPr>
     </w:p>
     <w:p>
       <w:pPr>
@@ -327,29 +406,7 @@
           <w:szCs w:val="29"/>
           <w:shd w:val="clear" w:color="auto" w:fill="FFFFFF"/>
         </w:rPr>
-        <w:t xml:space="preserve">        </w:t>
-      </w:r>
-      <w:proofErr w:type="gramStart"/>
-      <w:r>
-        <w:rPr>
-          <w:rFonts w:ascii="Courier New" w:hAnsi="Courier New" w:cs="Courier New"/>
-          <w:color w:val="333333"/>
-          <w:sz w:val="29"/>
-          <w:szCs w:val="29"/>
-          <w:shd w:val="clear" w:color="auto" w:fill="FFFFFF"/>
-        </w:rPr>
-        <w:t>stage(</w:t>
-      </w:r>
-      <w:proofErr w:type="gramEnd"/>
-      <w:r>
-        <w:rPr>
-          <w:rFonts w:ascii="Courier New" w:hAnsi="Courier New" w:cs="Courier New"/>
-          <w:color w:val="333333"/>
-          <w:sz w:val="29"/>
-          <w:szCs w:val="29"/>
-          <w:shd w:val="clear" w:color="auto" w:fill="FFFFFF"/>
-        </w:rPr>
-        <w:t>'Cloning from git') {</w:t>
+        <w:t xml:space="preserve">        stage('Cloning from git') {</w:t>
       </w:r>
     </w:p>
     <w:p>
@@ -391,10 +448,10 @@
           <w:szCs w:val="29"/>
           <w:shd w:val="clear" w:color="auto" w:fill="FFFFFF"/>
         </w:rPr>
+        <w:lastRenderedPageBreak/>
         <w:t xml:space="preserve">                checkout </w:t>
       </w:r>
       <w:proofErr w:type="spellStart"/>
-      <w:proofErr w:type="gramStart"/>
       <w:r>
         <w:rPr>
           <w:rFonts w:ascii="Courier New" w:hAnsi="Courier New" w:cs="Courier New"/>
@@ -414,18 +471,7 @@
           <w:szCs w:val="29"/>
           <w:shd w:val="clear" w:color="auto" w:fill="FFFFFF"/>
         </w:rPr>
-        <w:t>(</w:t>
-      </w:r>
-      <w:proofErr w:type="gramEnd"/>
-      <w:r>
-        <w:rPr>
-          <w:rFonts w:ascii="Courier New" w:hAnsi="Courier New" w:cs="Courier New"/>
-          <w:color w:val="333333"/>
-          <w:sz w:val="29"/>
-          <w:szCs w:val="29"/>
-          <w:shd w:val="clear" w:color="auto" w:fill="FFFFFF"/>
-        </w:rPr>
-        <w:t xml:space="preserve">branches: [[name: '*/main']], extensions: [], </w:t>
+        <w:t xml:space="preserve">(branches: [[name: '*/main']], extensions: [], </w:t>
       </w:r>
       <w:proofErr w:type="spellStart"/>
       <w:r>
@@ -554,29 +600,7 @@
           <w:szCs w:val="29"/>
           <w:shd w:val="clear" w:color="auto" w:fill="FFFFFF"/>
         </w:rPr>
-        <w:t xml:space="preserve">        </w:t>
-      </w:r>
-      <w:proofErr w:type="gramStart"/>
-      <w:r>
-        <w:rPr>
-          <w:rFonts w:ascii="Courier New" w:hAnsi="Courier New" w:cs="Courier New"/>
-          <w:color w:val="333333"/>
-          <w:sz w:val="29"/>
-          <w:szCs w:val="29"/>
-          <w:shd w:val="clear" w:color="auto" w:fill="FFFFFF"/>
-        </w:rPr>
-        <w:t>stage(</w:t>
-      </w:r>
-      <w:proofErr w:type="gramEnd"/>
-      <w:r>
-        <w:rPr>
-          <w:rFonts w:ascii="Courier New" w:hAnsi="Courier New" w:cs="Courier New"/>
-          <w:color w:val="333333"/>
-          <w:sz w:val="29"/>
-          <w:szCs w:val="29"/>
-          <w:shd w:val="clear" w:color="auto" w:fill="FFFFFF"/>
-        </w:rPr>
-        <w:t>'Build Docker Image') {</w:t>
+        <w:t xml:space="preserve">        stage('Build Docker Image') {</w:t>
       </w:r>
     </w:p>
     <w:p>
@@ -618,663 +642,695 @@
           <w:szCs w:val="29"/>
           <w:shd w:val="clear" w:color="auto" w:fill="FFFFFF"/>
         </w:rPr>
+        <w:t xml:space="preserve">                script {</w:t>
+      </w:r>
+    </w:p>
+    <w:p>
+      <w:pPr>
+        <w:rPr>
+          <w:rFonts w:ascii="Courier New" w:hAnsi="Courier New" w:cs="Courier New"/>
+          <w:color w:val="333333"/>
+          <w:sz w:val="29"/>
+          <w:szCs w:val="29"/>
+          <w:shd w:val="clear" w:color="auto" w:fill="FFFFFF"/>
+        </w:rPr>
+      </w:pPr>
+      <w:r>
+        <w:rPr>
+          <w:rFonts w:ascii="Courier New" w:hAnsi="Courier New" w:cs="Courier New"/>
+          <w:color w:val="333333"/>
+          <w:sz w:val="29"/>
+          <w:szCs w:val="29"/>
+          <w:shd w:val="clear" w:color="auto" w:fill="FFFFFF"/>
+        </w:rPr>
+        <w:t xml:space="preserve">                    </w:t>
+      </w:r>
+      <w:proofErr w:type="spellStart"/>
+      <w:r>
+        <w:rPr>
+          <w:rFonts w:ascii="Courier New" w:hAnsi="Courier New" w:cs="Courier New"/>
+          <w:color w:val="333333"/>
+          <w:sz w:val="29"/>
+          <w:szCs w:val="29"/>
+          <w:shd w:val="clear" w:color="auto" w:fill="FFFFFF"/>
+        </w:rPr>
+        <w:t>sh</w:t>
+      </w:r>
+      <w:proofErr w:type="spellEnd"/>
+      <w:r>
+        <w:rPr>
+          <w:rFonts w:ascii="Courier New" w:hAnsi="Courier New" w:cs="Courier New"/>
+          <w:color w:val="333333"/>
+          <w:sz w:val="29"/>
+          <w:szCs w:val="29"/>
+          <w:shd w:val="clear" w:color="auto" w:fill="FFFFFF"/>
+        </w:rPr>
+        <w:t xml:space="preserve"> '</w:t>
+      </w:r>
+      <w:proofErr w:type="spellStart"/>
+      <w:r>
+        <w:rPr>
+          <w:rFonts w:ascii="Courier New" w:hAnsi="Courier New" w:cs="Courier New"/>
+          <w:color w:val="333333"/>
+          <w:sz w:val="29"/>
+          <w:szCs w:val="29"/>
+          <w:shd w:val="clear" w:color="auto" w:fill="FFFFFF"/>
+        </w:rPr>
+        <w:t>sudo</w:t>
+      </w:r>
+      <w:proofErr w:type="spellEnd"/>
+      <w:r>
+        <w:rPr>
+          <w:rFonts w:ascii="Courier New" w:hAnsi="Courier New" w:cs="Courier New"/>
+          <w:color w:val="333333"/>
+          <w:sz w:val="29"/>
+          <w:szCs w:val="29"/>
+          <w:shd w:val="clear" w:color="auto" w:fill="FFFFFF"/>
+        </w:rPr>
+        <w:t xml:space="preserve"> docker build -t </w:t>
+      </w:r>
+      <w:proofErr w:type="spellStart"/>
+      <w:r>
+        <w:rPr>
+          <w:rFonts w:ascii="Courier New" w:hAnsi="Courier New" w:cs="Courier New"/>
+          <w:color w:val="333333"/>
+          <w:sz w:val="29"/>
+          <w:szCs w:val="29"/>
+          <w:shd w:val="clear" w:color="auto" w:fill="FFFFFF"/>
+        </w:rPr>
+        <w:t>apurbaranjan</w:t>
+      </w:r>
+      <w:proofErr w:type="spellEnd"/>
+      <w:r>
+        <w:rPr>
+          <w:rFonts w:ascii="Courier New" w:hAnsi="Courier New" w:cs="Courier New"/>
+          <w:color w:val="333333"/>
+          <w:sz w:val="29"/>
+          <w:szCs w:val="29"/>
+          <w:shd w:val="clear" w:color="auto" w:fill="FFFFFF"/>
+        </w:rPr>
+        <w:t>/</w:t>
+      </w:r>
+      <w:proofErr w:type="spellStart"/>
+      <w:r>
+        <w:rPr>
+          <w:rFonts w:ascii="Courier New" w:hAnsi="Courier New" w:cs="Courier New"/>
+          <w:color w:val="333333"/>
+          <w:sz w:val="29"/>
+          <w:szCs w:val="29"/>
+          <w:shd w:val="clear" w:color="auto" w:fill="FFFFFF"/>
+        </w:rPr>
+        <w:t>hos</w:t>
+      </w:r>
+      <w:proofErr w:type="spellEnd"/>
+      <w:r>
+        <w:rPr>
+          <w:rFonts w:ascii="Courier New" w:hAnsi="Courier New" w:cs="Courier New"/>
+          <w:color w:val="333333"/>
+          <w:sz w:val="29"/>
+          <w:szCs w:val="29"/>
+          <w:shd w:val="clear" w:color="auto" w:fill="FFFFFF"/>
+        </w:rPr>
+        <w:t>-html .'</w:t>
+      </w:r>
+    </w:p>
+    <w:p>
+      <w:pPr>
+        <w:rPr>
+          <w:rFonts w:ascii="Courier New" w:hAnsi="Courier New" w:cs="Courier New"/>
+          <w:color w:val="333333"/>
+          <w:sz w:val="29"/>
+          <w:szCs w:val="29"/>
+          <w:shd w:val="clear" w:color="auto" w:fill="FFFFFF"/>
+        </w:rPr>
+      </w:pPr>
+      <w:r>
+        <w:rPr>
+          <w:rFonts w:ascii="Courier New" w:hAnsi="Courier New" w:cs="Courier New"/>
+          <w:color w:val="333333"/>
+          <w:sz w:val="29"/>
+          <w:szCs w:val="29"/>
+          <w:shd w:val="clear" w:color="auto" w:fill="FFFFFF"/>
+        </w:rPr>
+        <w:t xml:space="preserve">                }</w:t>
+      </w:r>
+    </w:p>
+    <w:p>
+      <w:pPr>
+        <w:rPr>
+          <w:rFonts w:ascii="Courier New" w:hAnsi="Courier New" w:cs="Courier New"/>
+          <w:color w:val="333333"/>
+          <w:sz w:val="29"/>
+          <w:szCs w:val="29"/>
+          <w:shd w:val="clear" w:color="auto" w:fill="FFFFFF"/>
+        </w:rPr>
+      </w:pPr>
+      <w:r>
+        <w:rPr>
+          <w:rFonts w:ascii="Courier New" w:hAnsi="Courier New" w:cs="Courier New"/>
+          <w:color w:val="333333"/>
+          <w:sz w:val="29"/>
+          <w:szCs w:val="29"/>
+          <w:shd w:val="clear" w:color="auto" w:fill="FFFFFF"/>
+        </w:rPr>
+        <w:t xml:space="preserve">            }</w:t>
+      </w:r>
+    </w:p>
+    <w:p>
+      <w:pPr>
+        <w:rPr>
+          <w:rFonts w:ascii="Courier New" w:hAnsi="Courier New" w:cs="Courier New"/>
+          <w:color w:val="333333"/>
+          <w:sz w:val="29"/>
+          <w:szCs w:val="29"/>
+          <w:shd w:val="clear" w:color="auto" w:fill="FFFFFF"/>
+        </w:rPr>
+      </w:pPr>
+      <w:r>
+        <w:rPr>
+          <w:rFonts w:ascii="Courier New" w:hAnsi="Courier New" w:cs="Courier New"/>
+          <w:color w:val="333333"/>
+          <w:sz w:val="29"/>
+          <w:szCs w:val="29"/>
+          <w:shd w:val="clear" w:color="auto" w:fill="FFFFFF"/>
+        </w:rPr>
+        <w:t xml:space="preserve">            </w:t>
+      </w:r>
+    </w:p>
+    <w:p>
+      <w:pPr>
+        <w:rPr>
+          <w:rFonts w:ascii="Courier New" w:hAnsi="Courier New" w:cs="Courier New"/>
+          <w:color w:val="333333"/>
+          <w:sz w:val="29"/>
+          <w:szCs w:val="29"/>
+          <w:shd w:val="clear" w:color="auto" w:fill="FFFFFF"/>
+        </w:rPr>
+      </w:pPr>
+      <w:r>
+        <w:rPr>
+          <w:rFonts w:ascii="Courier New" w:hAnsi="Courier New" w:cs="Courier New"/>
+          <w:color w:val="333333"/>
+          <w:sz w:val="29"/>
+          <w:szCs w:val="29"/>
+          <w:shd w:val="clear" w:color="auto" w:fill="FFFFFF"/>
+        </w:rPr>
+        <w:t xml:space="preserve">        }</w:t>
+      </w:r>
+    </w:p>
+    <w:p>
+      <w:pPr>
+        <w:rPr>
+          <w:rFonts w:ascii="Courier New" w:hAnsi="Courier New" w:cs="Courier New"/>
+          <w:color w:val="333333"/>
+          <w:sz w:val="29"/>
+          <w:szCs w:val="29"/>
+          <w:shd w:val="clear" w:color="auto" w:fill="FFFFFF"/>
+        </w:rPr>
+      </w:pPr>
+      <w:r>
+        <w:rPr>
+          <w:rFonts w:ascii="Courier New" w:hAnsi="Courier New" w:cs="Courier New"/>
+          <w:color w:val="333333"/>
+          <w:sz w:val="29"/>
+          <w:szCs w:val="29"/>
+          <w:shd w:val="clear" w:color="auto" w:fill="FFFFFF"/>
+        </w:rPr>
+        <w:t xml:space="preserve">        stage('push Docker image') {</w:t>
+      </w:r>
+    </w:p>
+    <w:p>
+      <w:pPr>
+        <w:rPr>
+          <w:rFonts w:ascii="Courier New" w:hAnsi="Courier New" w:cs="Courier New"/>
+          <w:color w:val="333333"/>
+          <w:sz w:val="29"/>
+          <w:szCs w:val="29"/>
+          <w:shd w:val="clear" w:color="auto" w:fill="FFFFFF"/>
+        </w:rPr>
+      </w:pPr>
+      <w:r>
+        <w:rPr>
+          <w:rFonts w:ascii="Courier New" w:hAnsi="Courier New" w:cs="Courier New"/>
+          <w:color w:val="333333"/>
+          <w:sz w:val="29"/>
+          <w:szCs w:val="29"/>
+          <w:shd w:val="clear" w:color="auto" w:fill="FFFFFF"/>
+        </w:rPr>
+        <w:t xml:space="preserve">            steps {</w:t>
+      </w:r>
+    </w:p>
+    <w:p>
+      <w:pPr>
+        <w:rPr>
+          <w:rFonts w:ascii="Courier New" w:hAnsi="Courier New" w:cs="Courier New"/>
+          <w:color w:val="333333"/>
+          <w:sz w:val="29"/>
+          <w:szCs w:val="29"/>
+          <w:shd w:val="clear" w:color="auto" w:fill="FFFFFF"/>
+        </w:rPr>
+      </w:pPr>
+      <w:r>
+        <w:rPr>
+          <w:rFonts w:ascii="Courier New" w:hAnsi="Courier New" w:cs="Courier New"/>
+          <w:color w:val="333333"/>
+          <w:sz w:val="29"/>
+          <w:szCs w:val="29"/>
+          <w:shd w:val="clear" w:color="auto" w:fill="FFFFFF"/>
+        </w:rPr>
+        <w:t xml:space="preserve">                script {</w:t>
+      </w:r>
+    </w:p>
+    <w:p>
+      <w:pPr>
+        <w:rPr>
+          <w:rFonts w:ascii="Courier New" w:hAnsi="Courier New" w:cs="Courier New"/>
+          <w:color w:val="333333"/>
+          <w:sz w:val="29"/>
+          <w:szCs w:val="29"/>
+          <w:shd w:val="clear" w:color="auto" w:fill="FFFFFF"/>
+        </w:rPr>
+      </w:pPr>
+      <w:r>
+        <w:rPr>
+          <w:rFonts w:ascii="Courier New" w:hAnsi="Courier New" w:cs="Courier New"/>
+          <w:color w:val="333333"/>
+          <w:sz w:val="29"/>
+          <w:szCs w:val="29"/>
+          <w:shd w:val="clear" w:color="auto" w:fill="FFFFFF"/>
+        </w:rPr>
+        <w:t xml:space="preserve">                    </w:t>
+      </w:r>
+      <w:proofErr w:type="spellStart"/>
+      <w:r>
+        <w:rPr>
+          <w:rFonts w:ascii="Courier New" w:hAnsi="Courier New" w:cs="Courier New"/>
+          <w:color w:val="333333"/>
+          <w:sz w:val="29"/>
+          <w:szCs w:val="29"/>
+          <w:shd w:val="clear" w:color="auto" w:fill="FFFFFF"/>
+        </w:rPr>
+        <w:t>withCredentials</w:t>
+      </w:r>
+      <w:proofErr w:type="spellEnd"/>
+      <w:r>
+        <w:rPr>
+          <w:rFonts w:ascii="Courier New" w:hAnsi="Courier New" w:cs="Courier New"/>
+          <w:color w:val="333333"/>
+          <w:sz w:val="29"/>
+          <w:szCs w:val="29"/>
+          <w:shd w:val="clear" w:color="auto" w:fill="FFFFFF"/>
+        </w:rPr>
+        <w:t>([string(</w:t>
+      </w:r>
+      <w:proofErr w:type="spellStart"/>
+      <w:r>
+        <w:rPr>
+          <w:rFonts w:ascii="Courier New" w:hAnsi="Courier New" w:cs="Courier New"/>
+          <w:color w:val="333333"/>
+          <w:sz w:val="29"/>
+          <w:szCs w:val="29"/>
+          <w:shd w:val="clear" w:color="auto" w:fill="FFFFFF"/>
+        </w:rPr>
+        <w:t>credentialsId</w:t>
+      </w:r>
+      <w:proofErr w:type="spellEnd"/>
+      <w:r>
+        <w:rPr>
+          <w:rFonts w:ascii="Courier New" w:hAnsi="Courier New" w:cs="Courier New"/>
+          <w:color w:val="333333"/>
+          <w:sz w:val="29"/>
+          <w:szCs w:val="29"/>
+          <w:shd w:val="clear" w:color="auto" w:fill="FFFFFF"/>
+        </w:rPr>
+        <w:t>: '</w:t>
+      </w:r>
+      <w:proofErr w:type="spellStart"/>
+      <w:r>
+        <w:rPr>
+          <w:rFonts w:ascii="Courier New" w:hAnsi="Courier New" w:cs="Courier New"/>
+          <w:color w:val="333333"/>
+          <w:sz w:val="29"/>
+          <w:szCs w:val="29"/>
+          <w:shd w:val="clear" w:color="auto" w:fill="FFFFFF"/>
+        </w:rPr>
+        <w:t>apurbaranjan</w:t>
+      </w:r>
+      <w:proofErr w:type="spellEnd"/>
+      <w:r>
+        <w:rPr>
+          <w:rFonts w:ascii="Courier New" w:hAnsi="Courier New" w:cs="Courier New"/>
+          <w:color w:val="333333"/>
+          <w:sz w:val="29"/>
+          <w:szCs w:val="29"/>
+          <w:shd w:val="clear" w:color="auto" w:fill="FFFFFF"/>
+        </w:rPr>
+        <w:t>', variable: '</w:t>
+      </w:r>
+      <w:proofErr w:type="spellStart"/>
+      <w:r>
+        <w:rPr>
+          <w:rFonts w:ascii="Courier New" w:hAnsi="Courier New" w:cs="Courier New"/>
+          <w:color w:val="333333"/>
+          <w:sz w:val="29"/>
+          <w:szCs w:val="29"/>
+          <w:shd w:val="clear" w:color="auto" w:fill="FFFFFF"/>
+        </w:rPr>
+        <w:t>dockerhubpwd</w:t>
+      </w:r>
+      <w:proofErr w:type="spellEnd"/>
+      <w:r>
+        <w:rPr>
+          <w:rFonts w:ascii="Courier New" w:hAnsi="Courier New" w:cs="Courier New"/>
+          <w:color w:val="333333"/>
+          <w:sz w:val="29"/>
+          <w:szCs w:val="29"/>
+          <w:shd w:val="clear" w:color="auto" w:fill="FFFFFF"/>
+        </w:rPr>
+        <w:t>')]) {</w:t>
+      </w:r>
+    </w:p>
+    <w:p>
+      <w:pPr>
+        <w:rPr>
+          <w:rFonts w:ascii="Courier New" w:hAnsi="Courier New" w:cs="Courier New"/>
+          <w:color w:val="333333"/>
+          <w:sz w:val="29"/>
+          <w:szCs w:val="29"/>
+          <w:shd w:val="clear" w:color="auto" w:fill="FFFFFF"/>
+        </w:rPr>
+      </w:pPr>
+      <w:r>
+        <w:rPr>
+          <w:rFonts w:ascii="Courier New" w:hAnsi="Courier New" w:cs="Courier New"/>
+          <w:color w:val="333333"/>
+          <w:sz w:val="29"/>
+          <w:szCs w:val="29"/>
+          <w:shd w:val="clear" w:color="auto" w:fill="FFFFFF"/>
+        </w:rPr>
+        <w:t xml:space="preserve">                     </w:t>
+      </w:r>
+      <w:proofErr w:type="spellStart"/>
+      <w:r>
+        <w:rPr>
+          <w:rFonts w:ascii="Courier New" w:hAnsi="Courier New" w:cs="Courier New"/>
+          <w:color w:val="333333"/>
+          <w:sz w:val="29"/>
+          <w:szCs w:val="29"/>
+          <w:shd w:val="clear" w:color="auto" w:fill="FFFFFF"/>
+        </w:rPr>
+        <w:t>sh</w:t>
+      </w:r>
+      <w:proofErr w:type="spellEnd"/>
+      <w:r>
+        <w:rPr>
+          <w:rFonts w:ascii="Courier New" w:hAnsi="Courier New" w:cs="Courier New"/>
+          <w:color w:val="333333"/>
+          <w:sz w:val="29"/>
+          <w:szCs w:val="29"/>
+          <w:shd w:val="clear" w:color="auto" w:fill="FFFFFF"/>
+        </w:rPr>
+        <w:t xml:space="preserve"> '</w:t>
+      </w:r>
+      <w:proofErr w:type="spellStart"/>
+      <w:r>
+        <w:rPr>
+          <w:rFonts w:ascii="Courier New" w:hAnsi="Courier New" w:cs="Courier New"/>
+          <w:color w:val="333333"/>
+          <w:sz w:val="29"/>
+          <w:szCs w:val="29"/>
+          <w:shd w:val="clear" w:color="auto" w:fill="FFFFFF"/>
+        </w:rPr>
+        <w:t>sudo</w:t>
+      </w:r>
+      <w:proofErr w:type="spellEnd"/>
+      <w:r>
+        <w:rPr>
+          <w:rFonts w:ascii="Courier New" w:hAnsi="Courier New" w:cs="Courier New"/>
+          <w:color w:val="333333"/>
+          <w:sz w:val="29"/>
+          <w:szCs w:val="29"/>
+          <w:shd w:val="clear" w:color="auto" w:fill="FFFFFF"/>
+        </w:rPr>
+        <w:t xml:space="preserve"> docker login -u </w:t>
+      </w:r>
+      <w:proofErr w:type="spellStart"/>
+      <w:r>
+        <w:rPr>
+          <w:rFonts w:ascii="Courier New" w:hAnsi="Courier New" w:cs="Courier New"/>
+          <w:color w:val="333333"/>
+          <w:sz w:val="29"/>
+          <w:szCs w:val="29"/>
+          <w:shd w:val="clear" w:color="auto" w:fill="FFFFFF"/>
+        </w:rPr>
+        <w:t>apurbaranjan</w:t>
+      </w:r>
+      <w:proofErr w:type="spellEnd"/>
+      <w:r>
+        <w:rPr>
+          <w:rFonts w:ascii="Courier New" w:hAnsi="Courier New" w:cs="Courier New"/>
+          <w:color w:val="333333"/>
+          <w:sz w:val="29"/>
+          <w:szCs w:val="29"/>
+          <w:shd w:val="clear" w:color="auto" w:fill="FFFFFF"/>
+        </w:rPr>
+        <w:t xml:space="preserve"> -p ${</w:t>
+      </w:r>
+      <w:proofErr w:type="spellStart"/>
+      <w:r>
+        <w:rPr>
+          <w:rFonts w:ascii="Courier New" w:hAnsi="Courier New" w:cs="Courier New"/>
+          <w:color w:val="333333"/>
+          <w:sz w:val="29"/>
+          <w:szCs w:val="29"/>
+          <w:shd w:val="clear" w:color="auto" w:fill="FFFFFF"/>
+        </w:rPr>
+        <w:t>dockerhubpwd</w:t>
+      </w:r>
+      <w:proofErr w:type="spellEnd"/>
+      <w:r>
+        <w:rPr>
+          <w:rFonts w:ascii="Courier New" w:hAnsi="Courier New" w:cs="Courier New"/>
+          <w:color w:val="333333"/>
+          <w:sz w:val="29"/>
+          <w:szCs w:val="29"/>
+          <w:shd w:val="clear" w:color="auto" w:fill="FFFFFF"/>
+        </w:rPr>
+        <w:t xml:space="preserve">}'   </w:t>
+      </w:r>
+    </w:p>
+    <w:p>
+      <w:pPr>
+        <w:rPr>
+          <w:rFonts w:ascii="Courier New" w:hAnsi="Courier New" w:cs="Courier New"/>
+          <w:color w:val="333333"/>
+          <w:sz w:val="29"/>
+          <w:szCs w:val="29"/>
+          <w:shd w:val="clear" w:color="auto" w:fill="FFFFFF"/>
+        </w:rPr>
+      </w:pPr>
+      <w:r>
+        <w:rPr>
+          <w:rFonts w:ascii="Courier New" w:hAnsi="Courier New" w:cs="Courier New"/>
+          <w:color w:val="333333"/>
+          <w:sz w:val="29"/>
+          <w:szCs w:val="29"/>
+          <w:shd w:val="clear" w:color="auto" w:fill="FFFFFF"/>
+        </w:rPr>
+        <w:t xml:space="preserve">                      }</w:t>
+      </w:r>
+    </w:p>
+    <w:p>
+      <w:pPr>
+        <w:rPr>
+          <w:rFonts w:ascii="Courier New" w:hAnsi="Courier New" w:cs="Courier New"/>
+          <w:color w:val="333333"/>
+          <w:sz w:val="29"/>
+          <w:szCs w:val="29"/>
+          <w:shd w:val="clear" w:color="auto" w:fill="FFFFFF"/>
+        </w:rPr>
+      </w:pPr>
+      <w:r>
+        <w:rPr>
+          <w:rFonts w:ascii="Courier New" w:hAnsi="Courier New" w:cs="Courier New"/>
+          <w:color w:val="333333"/>
+          <w:sz w:val="29"/>
+          <w:szCs w:val="29"/>
+          <w:shd w:val="clear" w:color="auto" w:fill="FFFFFF"/>
+        </w:rPr>
+        <w:t xml:space="preserve">                      </w:t>
+      </w:r>
+      <w:proofErr w:type="spellStart"/>
+      <w:r>
+        <w:rPr>
+          <w:rFonts w:ascii="Courier New" w:hAnsi="Courier New" w:cs="Courier New"/>
+          <w:color w:val="333333"/>
+          <w:sz w:val="29"/>
+          <w:szCs w:val="29"/>
+          <w:shd w:val="clear" w:color="auto" w:fill="FFFFFF"/>
+        </w:rPr>
+        <w:t>sh</w:t>
+      </w:r>
+      <w:proofErr w:type="spellEnd"/>
+      <w:r>
+        <w:rPr>
+          <w:rFonts w:ascii="Courier New" w:hAnsi="Courier New" w:cs="Courier New"/>
+          <w:color w:val="333333"/>
+          <w:sz w:val="29"/>
+          <w:szCs w:val="29"/>
+          <w:shd w:val="clear" w:color="auto" w:fill="FFFFFF"/>
+        </w:rPr>
+        <w:t xml:space="preserve"> '</w:t>
+      </w:r>
+      <w:proofErr w:type="spellStart"/>
+      <w:r>
+        <w:rPr>
+          <w:rFonts w:ascii="Courier New" w:hAnsi="Courier New" w:cs="Courier New"/>
+          <w:color w:val="333333"/>
+          <w:sz w:val="29"/>
+          <w:szCs w:val="29"/>
+          <w:shd w:val="clear" w:color="auto" w:fill="FFFFFF"/>
+        </w:rPr>
+        <w:t>sudo</w:t>
+      </w:r>
+      <w:proofErr w:type="spellEnd"/>
+      <w:r>
+        <w:rPr>
+          <w:rFonts w:ascii="Courier New" w:hAnsi="Courier New" w:cs="Courier New"/>
+          <w:color w:val="333333"/>
+          <w:sz w:val="29"/>
+          <w:szCs w:val="29"/>
+          <w:shd w:val="clear" w:color="auto" w:fill="FFFFFF"/>
+        </w:rPr>
+        <w:t xml:space="preserve"> docker push </w:t>
+      </w:r>
+      <w:proofErr w:type="spellStart"/>
+      <w:r>
+        <w:rPr>
+          <w:rFonts w:ascii="Courier New" w:hAnsi="Courier New" w:cs="Courier New"/>
+          <w:color w:val="333333"/>
+          <w:sz w:val="29"/>
+          <w:szCs w:val="29"/>
+          <w:shd w:val="clear" w:color="auto" w:fill="FFFFFF"/>
+        </w:rPr>
+        <w:t>apurbaranjan</w:t>
+      </w:r>
+      <w:proofErr w:type="spellEnd"/>
+      <w:r>
+        <w:rPr>
+          <w:rFonts w:ascii="Courier New" w:hAnsi="Courier New" w:cs="Courier New"/>
+          <w:color w:val="333333"/>
+          <w:sz w:val="29"/>
+          <w:szCs w:val="29"/>
+          <w:shd w:val="clear" w:color="auto" w:fill="FFFFFF"/>
+        </w:rPr>
+        <w:t>/</w:t>
+      </w:r>
+      <w:proofErr w:type="spellStart"/>
+      <w:r>
+        <w:rPr>
+          <w:rFonts w:ascii="Courier New" w:hAnsi="Courier New" w:cs="Courier New"/>
+          <w:color w:val="333333"/>
+          <w:sz w:val="29"/>
+          <w:szCs w:val="29"/>
+          <w:shd w:val="clear" w:color="auto" w:fill="FFFFFF"/>
+        </w:rPr>
+        <w:t>hos</w:t>
+      </w:r>
+      <w:proofErr w:type="spellEnd"/>
+      <w:r>
+        <w:rPr>
+          <w:rFonts w:ascii="Courier New" w:hAnsi="Courier New" w:cs="Courier New"/>
+          <w:color w:val="333333"/>
+          <w:sz w:val="29"/>
+          <w:szCs w:val="29"/>
+          <w:shd w:val="clear" w:color="auto" w:fill="FFFFFF"/>
+        </w:rPr>
+        <w:t>-html'</w:t>
+      </w:r>
+    </w:p>
+    <w:p>
+      <w:pPr>
+        <w:rPr>
+          <w:rFonts w:ascii="Courier New" w:hAnsi="Courier New" w:cs="Courier New"/>
+          <w:color w:val="333333"/>
+          <w:sz w:val="29"/>
+          <w:szCs w:val="29"/>
+          <w:shd w:val="clear" w:color="auto" w:fill="FFFFFF"/>
+        </w:rPr>
+      </w:pPr>
+      <w:r>
+        <w:rPr>
+          <w:rFonts w:ascii="Courier New" w:hAnsi="Courier New" w:cs="Courier New"/>
+          <w:color w:val="333333"/>
+          <w:sz w:val="29"/>
+          <w:szCs w:val="29"/>
+          <w:shd w:val="clear" w:color="auto" w:fill="FFFFFF"/>
+        </w:rPr>
+        <w:t xml:space="preserve">                }</w:t>
+      </w:r>
+    </w:p>
+    <w:p>
+      <w:pPr>
+        <w:rPr>
+          <w:rFonts w:ascii="Courier New" w:hAnsi="Courier New" w:cs="Courier New"/>
+          <w:color w:val="333333"/>
+          <w:sz w:val="29"/>
+          <w:szCs w:val="29"/>
+          <w:shd w:val="clear" w:color="auto" w:fill="FFFFFF"/>
+        </w:rPr>
+      </w:pPr>
+      <w:r>
+        <w:rPr>
+          <w:rFonts w:ascii="Courier New" w:hAnsi="Courier New" w:cs="Courier New"/>
+          <w:color w:val="333333"/>
+          <w:sz w:val="29"/>
+          <w:szCs w:val="29"/>
+          <w:shd w:val="clear" w:color="auto" w:fill="FFFFFF"/>
+        </w:rPr>
+        <w:t xml:space="preserve">                    </w:t>
+      </w:r>
+    </w:p>
+    <w:p>
+      <w:pPr>
+        <w:rPr>
+          <w:rFonts w:ascii="Courier New" w:hAnsi="Courier New" w:cs="Courier New"/>
+          <w:color w:val="333333"/>
+          <w:sz w:val="29"/>
+          <w:szCs w:val="29"/>
+          <w:shd w:val="clear" w:color="auto" w:fill="FFFFFF"/>
+        </w:rPr>
+      </w:pPr>
+      <w:r>
+        <w:rPr>
+          <w:rFonts w:ascii="Courier New" w:hAnsi="Courier New" w:cs="Courier New"/>
+          <w:color w:val="333333"/>
+          <w:sz w:val="29"/>
+          <w:szCs w:val="29"/>
+          <w:shd w:val="clear" w:color="auto" w:fill="FFFFFF"/>
+        </w:rPr>
+        <w:t xml:space="preserve">                }</w:t>
+      </w:r>
+    </w:p>
+    <w:p>
+      <w:pPr>
+        <w:rPr>
+          <w:rFonts w:ascii="Courier New" w:hAnsi="Courier New" w:cs="Courier New"/>
+          <w:color w:val="333333"/>
+          <w:sz w:val="29"/>
+          <w:szCs w:val="29"/>
+          <w:shd w:val="clear" w:color="auto" w:fill="FFFFFF"/>
+        </w:rPr>
+      </w:pPr>
+      <w:r>
+        <w:rPr>
+          <w:rFonts w:ascii="Courier New" w:hAnsi="Courier New" w:cs="Courier New"/>
+          <w:color w:val="333333"/>
+          <w:sz w:val="29"/>
+          <w:szCs w:val="29"/>
+          <w:shd w:val="clear" w:color="auto" w:fill="FFFFFF"/>
+        </w:rPr>
         <w:lastRenderedPageBreak/>
-        <w:t xml:space="preserve">                script {</w:t>
-      </w:r>
-    </w:p>
-    <w:p>
-      <w:pPr>
-        <w:rPr>
-          <w:rFonts w:ascii="Courier New" w:hAnsi="Courier New" w:cs="Courier New"/>
-          <w:color w:val="333333"/>
-          <w:sz w:val="29"/>
-          <w:szCs w:val="29"/>
-          <w:shd w:val="clear" w:color="auto" w:fill="FFFFFF"/>
-        </w:rPr>
-      </w:pPr>
-      <w:r>
-        <w:rPr>
-          <w:rFonts w:ascii="Courier New" w:hAnsi="Courier New" w:cs="Courier New"/>
-          <w:color w:val="333333"/>
-          <w:sz w:val="29"/>
-          <w:szCs w:val="29"/>
-          <w:shd w:val="clear" w:color="auto" w:fill="FFFFFF"/>
-        </w:rPr>
-        <w:t xml:space="preserve">                    </w:t>
-      </w:r>
-      <w:proofErr w:type="spellStart"/>
-      <w:r>
-        <w:rPr>
-          <w:rFonts w:ascii="Courier New" w:hAnsi="Courier New" w:cs="Courier New"/>
-          <w:color w:val="333333"/>
-          <w:sz w:val="29"/>
-          <w:szCs w:val="29"/>
-          <w:shd w:val="clear" w:color="auto" w:fill="FFFFFF"/>
-        </w:rPr>
-        <w:t>sh</w:t>
-      </w:r>
-      <w:proofErr w:type="spellEnd"/>
-      <w:r>
-        <w:rPr>
-          <w:rFonts w:ascii="Courier New" w:hAnsi="Courier New" w:cs="Courier New"/>
-          <w:color w:val="333333"/>
-          <w:sz w:val="29"/>
-          <w:szCs w:val="29"/>
-          <w:shd w:val="clear" w:color="auto" w:fill="FFFFFF"/>
-        </w:rPr>
-        <w:t xml:space="preserve"> '</w:t>
-      </w:r>
-      <w:proofErr w:type="spellStart"/>
-      <w:r>
-        <w:rPr>
-          <w:rFonts w:ascii="Courier New" w:hAnsi="Courier New" w:cs="Courier New"/>
-          <w:color w:val="333333"/>
-          <w:sz w:val="29"/>
-          <w:szCs w:val="29"/>
-          <w:shd w:val="clear" w:color="auto" w:fill="FFFFFF"/>
-        </w:rPr>
-        <w:t>sudo</w:t>
-      </w:r>
-      <w:proofErr w:type="spellEnd"/>
-      <w:r>
-        <w:rPr>
-          <w:rFonts w:ascii="Courier New" w:hAnsi="Courier New" w:cs="Courier New"/>
-          <w:color w:val="333333"/>
-          <w:sz w:val="29"/>
-          <w:szCs w:val="29"/>
-          <w:shd w:val="clear" w:color="auto" w:fill="FFFFFF"/>
-        </w:rPr>
-        <w:t xml:space="preserve"> docker build -t apurbaranjan/</w:t>
-      </w:r>
-      <w:proofErr w:type="spellStart"/>
-      <w:r>
-        <w:rPr>
-          <w:rFonts w:ascii="Courier New" w:hAnsi="Courier New" w:cs="Courier New"/>
-          <w:color w:val="333333"/>
-          <w:sz w:val="29"/>
-          <w:szCs w:val="29"/>
-          <w:shd w:val="clear" w:color="auto" w:fill="FFFFFF"/>
-        </w:rPr>
-        <w:t>hos</w:t>
-      </w:r>
-      <w:proofErr w:type="spellEnd"/>
-      <w:r>
-        <w:rPr>
-          <w:rFonts w:ascii="Courier New" w:hAnsi="Courier New" w:cs="Courier New"/>
-          <w:color w:val="333333"/>
-          <w:sz w:val="29"/>
-          <w:szCs w:val="29"/>
-          <w:shd w:val="clear" w:color="auto" w:fill="FFFFFF"/>
-        </w:rPr>
-        <w:t>-</w:t>
-      </w:r>
-      <w:proofErr w:type="gramStart"/>
-      <w:r>
-        <w:rPr>
-          <w:rFonts w:ascii="Courier New" w:hAnsi="Courier New" w:cs="Courier New"/>
-          <w:color w:val="333333"/>
-          <w:sz w:val="29"/>
-          <w:szCs w:val="29"/>
-          <w:shd w:val="clear" w:color="auto" w:fill="FFFFFF"/>
-        </w:rPr>
-        <w:t>html .</w:t>
-      </w:r>
-      <w:proofErr w:type="gramEnd"/>
-      <w:r>
-        <w:rPr>
-          <w:rFonts w:ascii="Courier New" w:hAnsi="Courier New" w:cs="Courier New"/>
-          <w:color w:val="333333"/>
-          <w:sz w:val="29"/>
-          <w:szCs w:val="29"/>
-          <w:shd w:val="clear" w:color="auto" w:fill="FFFFFF"/>
-        </w:rPr>
-        <w:t>'</w:t>
-      </w:r>
-    </w:p>
-    <w:p>
-      <w:pPr>
-        <w:rPr>
-          <w:rFonts w:ascii="Courier New" w:hAnsi="Courier New" w:cs="Courier New"/>
-          <w:color w:val="333333"/>
-          <w:sz w:val="29"/>
-          <w:szCs w:val="29"/>
-          <w:shd w:val="clear" w:color="auto" w:fill="FFFFFF"/>
-        </w:rPr>
-      </w:pPr>
-      <w:r>
-        <w:rPr>
-          <w:rFonts w:ascii="Courier New" w:hAnsi="Courier New" w:cs="Courier New"/>
-          <w:color w:val="333333"/>
-          <w:sz w:val="29"/>
-          <w:szCs w:val="29"/>
-          <w:shd w:val="clear" w:color="auto" w:fill="FFFFFF"/>
-        </w:rPr>
-        <w:t xml:space="preserve">                }</w:t>
-      </w:r>
-    </w:p>
-    <w:p>
-      <w:pPr>
-        <w:rPr>
-          <w:rFonts w:ascii="Courier New" w:hAnsi="Courier New" w:cs="Courier New"/>
-          <w:color w:val="333333"/>
-          <w:sz w:val="29"/>
-          <w:szCs w:val="29"/>
-          <w:shd w:val="clear" w:color="auto" w:fill="FFFFFF"/>
-        </w:rPr>
-      </w:pPr>
-      <w:r>
-        <w:rPr>
-          <w:rFonts w:ascii="Courier New" w:hAnsi="Courier New" w:cs="Courier New"/>
-          <w:color w:val="333333"/>
-          <w:sz w:val="29"/>
-          <w:szCs w:val="29"/>
-          <w:shd w:val="clear" w:color="auto" w:fill="FFFFFF"/>
-        </w:rPr>
-        <w:t xml:space="preserve">            }</w:t>
-      </w:r>
-    </w:p>
-    <w:p>
-      <w:pPr>
-        <w:rPr>
-          <w:rFonts w:ascii="Courier New" w:hAnsi="Courier New" w:cs="Courier New"/>
-          <w:color w:val="333333"/>
-          <w:sz w:val="29"/>
-          <w:szCs w:val="29"/>
-          <w:shd w:val="clear" w:color="auto" w:fill="FFFFFF"/>
-        </w:rPr>
-      </w:pPr>
-      <w:r>
-        <w:rPr>
-          <w:rFonts w:ascii="Courier New" w:hAnsi="Courier New" w:cs="Courier New"/>
-          <w:color w:val="333333"/>
-          <w:sz w:val="29"/>
-          <w:szCs w:val="29"/>
-          <w:shd w:val="clear" w:color="auto" w:fill="FFFFFF"/>
-        </w:rPr>
-        <w:t xml:space="preserve">            </w:t>
-      </w:r>
-    </w:p>
-    <w:p>
-      <w:pPr>
-        <w:rPr>
-          <w:rFonts w:ascii="Courier New" w:hAnsi="Courier New" w:cs="Courier New"/>
-          <w:color w:val="333333"/>
-          <w:sz w:val="29"/>
-          <w:szCs w:val="29"/>
-          <w:shd w:val="clear" w:color="auto" w:fill="FFFFFF"/>
-        </w:rPr>
-      </w:pPr>
-      <w:r>
-        <w:rPr>
-          <w:rFonts w:ascii="Courier New" w:hAnsi="Courier New" w:cs="Courier New"/>
-          <w:color w:val="333333"/>
-          <w:sz w:val="29"/>
-          <w:szCs w:val="29"/>
-          <w:shd w:val="clear" w:color="auto" w:fill="FFFFFF"/>
-        </w:rPr>
-        <w:t xml:space="preserve">        }</w:t>
-      </w:r>
-    </w:p>
-    <w:p>
-      <w:pPr>
-        <w:rPr>
-          <w:rFonts w:ascii="Courier New" w:hAnsi="Courier New" w:cs="Courier New"/>
-          <w:color w:val="333333"/>
-          <w:sz w:val="29"/>
-          <w:szCs w:val="29"/>
-          <w:shd w:val="clear" w:color="auto" w:fill="FFFFFF"/>
-        </w:rPr>
-      </w:pPr>
-      <w:r>
-        <w:rPr>
-          <w:rFonts w:ascii="Courier New" w:hAnsi="Courier New" w:cs="Courier New"/>
-          <w:color w:val="333333"/>
-          <w:sz w:val="29"/>
-          <w:szCs w:val="29"/>
-          <w:shd w:val="clear" w:color="auto" w:fill="FFFFFF"/>
-        </w:rPr>
-        <w:t xml:space="preserve">        </w:t>
-      </w:r>
-      <w:proofErr w:type="gramStart"/>
-      <w:r>
-        <w:rPr>
-          <w:rFonts w:ascii="Courier New" w:hAnsi="Courier New" w:cs="Courier New"/>
-          <w:color w:val="333333"/>
-          <w:sz w:val="29"/>
-          <w:szCs w:val="29"/>
-          <w:shd w:val="clear" w:color="auto" w:fill="FFFFFF"/>
-        </w:rPr>
-        <w:t>stage(</w:t>
-      </w:r>
-      <w:proofErr w:type="gramEnd"/>
-      <w:r>
-        <w:rPr>
-          <w:rFonts w:ascii="Courier New" w:hAnsi="Courier New" w:cs="Courier New"/>
-          <w:color w:val="333333"/>
-          <w:sz w:val="29"/>
-          <w:szCs w:val="29"/>
-          <w:shd w:val="clear" w:color="auto" w:fill="FFFFFF"/>
-        </w:rPr>
-        <w:t>'push Docker image') {</w:t>
-      </w:r>
-    </w:p>
-    <w:p>
-      <w:pPr>
-        <w:rPr>
-          <w:rFonts w:ascii="Courier New" w:hAnsi="Courier New" w:cs="Courier New"/>
-          <w:color w:val="333333"/>
-          <w:sz w:val="29"/>
-          <w:szCs w:val="29"/>
-          <w:shd w:val="clear" w:color="auto" w:fill="FFFFFF"/>
-        </w:rPr>
-      </w:pPr>
-      <w:r>
-        <w:rPr>
-          <w:rFonts w:ascii="Courier New" w:hAnsi="Courier New" w:cs="Courier New"/>
-          <w:color w:val="333333"/>
-          <w:sz w:val="29"/>
-          <w:szCs w:val="29"/>
-          <w:shd w:val="clear" w:color="auto" w:fill="FFFFFF"/>
-        </w:rPr>
-        <w:t xml:space="preserve">            steps {</w:t>
-      </w:r>
-    </w:p>
-    <w:p>
-      <w:pPr>
-        <w:rPr>
-          <w:rFonts w:ascii="Courier New" w:hAnsi="Courier New" w:cs="Courier New"/>
-          <w:color w:val="333333"/>
-          <w:sz w:val="29"/>
-          <w:szCs w:val="29"/>
-          <w:shd w:val="clear" w:color="auto" w:fill="FFFFFF"/>
-        </w:rPr>
-      </w:pPr>
-      <w:r>
-        <w:rPr>
-          <w:rFonts w:ascii="Courier New" w:hAnsi="Courier New" w:cs="Courier New"/>
-          <w:color w:val="333333"/>
-          <w:sz w:val="29"/>
-          <w:szCs w:val="29"/>
-          <w:shd w:val="clear" w:color="auto" w:fill="FFFFFF"/>
-        </w:rPr>
-        <w:t xml:space="preserve">                script {</w:t>
-      </w:r>
-    </w:p>
-    <w:p>
-      <w:pPr>
-        <w:rPr>
-          <w:rFonts w:ascii="Courier New" w:hAnsi="Courier New" w:cs="Courier New"/>
-          <w:color w:val="333333"/>
-          <w:sz w:val="29"/>
-          <w:szCs w:val="29"/>
-          <w:shd w:val="clear" w:color="auto" w:fill="FFFFFF"/>
-        </w:rPr>
-      </w:pPr>
-      <w:r>
-        <w:rPr>
-          <w:rFonts w:ascii="Courier New" w:hAnsi="Courier New" w:cs="Courier New"/>
-          <w:color w:val="333333"/>
-          <w:sz w:val="29"/>
-          <w:szCs w:val="29"/>
-          <w:shd w:val="clear" w:color="auto" w:fill="FFFFFF"/>
-        </w:rPr>
-        <w:t xml:space="preserve">                    </w:t>
-      </w:r>
-      <w:proofErr w:type="spellStart"/>
-      <w:proofErr w:type="gramStart"/>
-      <w:r>
-        <w:rPr>
-          <w:rFonts w:ascii="Courier New" w:hAnsi="Courier New" w:cs="Courier New"/>
-          <w:color w:val="333333"/>
-          <w:sz w:val="29"/>
-          <w:szCs w:val="29"/>
-          <w:shd w:val="clear" w:color="auto" w:fill="FFFFFF"/>
-        </w:rPr>
-        <w:t>withCredentials</w:t>
-      </w:r>
-      <w:proofErr w:type="spellEnd"/>
-      <w:r>
-        <w:rPr>
-          <w:rFonts w:ascii="Courier New" w:hAnsi="Courier New" w:cs="Courier New"/>
-          <w:color w:val="333333"/>
-          <w:sz w:val="29"/>
-          <w:szCs w:val="29"/>
-          <w:shd w:val="clear" w:color="auto" w:fill="FFFFFF"/>
-        </w:rPr>
-        <w:t>(</w:t>
-      </w:r>
-      <w:proofErr w:type="gramEnd"/>
-      <w:r>
-        <w:rPr>
-          <w:rFonts w:ascii="Courier New" w:hAnsi="Courier New" w:cs="Courier New"/>
-          <w:color w:val="333333"/>
-          <w:sz w:val="29"/>
-          <w:szCs w:val="29"/>
-          <w:shd w:val="clear" w:color="auto" w:fill="FFFFFF"/>
-        </w:rPr>
-        <w:t>[string(</w:t>
-      </w:r>
-      <w:proofErr w:type="spellStart"/>
-      <w:r>
-        <w:rPr>
-          <w:rFonts w:ascii="Courier New" w:hAnsi="Courier New" w:cs="Courier New"/>
-          <w:color w:val="333333"/>
-          <w:sz w:val="29"/>
-          <w:szCs w:val="29"/>
-          <w:shd w:val="clear" w:color="auto" w:fill="FFFFFF"/>
-        </w:rPr>
-        <w:t>credentialsId</w:t>
-      </w:r>
-      <w:proofErr w:type="spellEnd"/>
-      <w:r>
-        <w:rPr>
-          <w:rFonts w:ascii="Courier New" w:hAnsi="Courier New" w:cs="Courier New"/>
-          <w:color w:val="333333"/>
-          <w:sz w:val="29"/>
-          <w:szCs w:val="29"/>
-          <w:shd w:val="clear" w:color="auto" w:fill="FFFFFF"/>
-        </w:rPr>
-        <w:t>: 'apurbaranjan', variable: '</w:t>
-      </w:r>
-      <w:proofErr w:type="spellStart"/>
-      <w:r>
-        <w:rPr>
-          <w:rFonts w:ascii="Courier New" w:hAnsi="Courier New" w:cs="Courier New"/>
-          <w:color w:val="333333"/>
-          <w:sz w:val="29"/>
-          <w:szCs w:val="29"/>
-          <w:shd w:val="clear" w:color="auto" w:fill="FFFFFF"/>
-        </w:rPr>
-        <w:t>dockerhubpwd</w:t>
-      </w:r>
-      <w:proofErr w:type="spellEnd"/>
-      <w:r>
-        <w:rPr>
-          <w:rFonts w:ascii="Courier New" w:hAnsi="Courier New" w:cs="Courier New"/>
-          <w:color w:val="333333"/>
-          <w:sz w:val="29"/>
-          <w:szCs w:val="29"/>
-          <w:shd w:val="clear" w:color="auto" w:fill="FFFFFF"/>
-        </w:rPr>
-        <w:t>')]) {</w:t>
-      </w:r>
-    </w:p>
-    <w:p>
-      <w:pPr>
-        <w:rPr>
-          <w:rFonts w:ascii="Courier New" w:hAnsi="Courier New" w:cs="Courier New"/>
-          <w:color w:val="333333"/>
-          <w:sz w:val="29"/>
-          <w:szCs w:val="29"/>
-          <w:shd w:val="clear" w:color="auto" w:fill="FFFFFF"/>
-        </w:rPr>
-      </w:pPr>
-      <w:r>
-        <w:rPr>
-          <w:rFonts w:ascii="Courier New" w:hAnsi="Courier New" w:cs="Courier New"/>
-          <w:color w:val="333333"/>
-          <w:sz w:val="29"/>
-          <w:szCs w:val="29"/>
-          <w:shd w:val="clear" w:color="auto" w:fill="FFFFFF"/>
-        </w:rPr>
-        <w:t xml:space="preserve">                     </w:t>
-      </w:r>
-      <w:proofErr w:type="spellStart"/>
-      <w:r>
-        <w:rPr>
-          <w:rFonts w:ascii="Courier New" w:hAnsi="Courier New" w:cs="Courier New"/>
-          <w:color w:val="333333"/>
-          <w:sz w:val="29"/>
-          <w:szCs w:val="29"/>
-          <w:shd w:val="clear" w:color="auto" w:fill="FFFFFF"/>
-        </w:rPr>
-        <w:t>sh</w:t>
-      </w:r>
-      <w:proofErr w:type="spellEnd"/>
-      <w:r>
-        <w:rPr>
-          <w:rFonts w:ascii="Courier New" w:hAnsi="Courier New" w:cs="Courier New"/>
-          <w:color w:val="333333"/>
-          <w:sz w:val="29"/>
-          <w:szCs w:val="29"/>
-          <w:shd w:val="clear" w:color="auto" w:fill="FFFFFF"/>
-        </w:rPr>
-        <w:t xml:space="preserve"> '</w:t>
-      </w:r>
-      <w:proofErr w:type="spellStart"/>
-      <w:r>
-        <w:rPr>
-          <w:rFonts w:ascii="Courier New" w:hAnsi="Courier New" w:cs="Courier New"/>
-          <w:color w:val="333333"/>
-          <w:sz w:val="29"/>
-          <w:szCs w:val="29"/>
-          <w:shd w:val="clear" w:color="auto" w:fill="FFFFFF"/>
-        </w:rPr>
-        <w:t>sudo</w:t>
-      </w:r>
-      <w:proofErr w:type="spellEnd"/>
-      <w:r>
-        <w:rPr>
-          <w:rFonts w:ascii="Courier New" w:hAnsi="Courier New" w:cs="Courier New"/>
-          <w:color w:val="333333"/>
-          <w:sz w:val="29"/>
-          <w:szCs w:val="29"/>
-          <w:shd w:val="clear" w:color="auto" w:fill="FFFFFF"/>
-        </w:rPr>
-        <w:t xml:space="preserve"> docker login -u apurbaranjan -p ${</w:t>
-      </w:r>
-      <w:proofErr w:type="spellStart"/>
-      <w:r>
-        <w:rPr>
-          <w:rFonts w:ascii="Courier New" w:hAnsi="Courier New" w:cs="Courier New"/>
-          <w:color w:val="333333"/>
-          <w:sz w:val="29"/>
-          <w:szCs w:val="29"/>
-          <w:shd w:val="clear" w:color="auto" w:fill="FFFFFF"/>
-        </w:rPr>
-        <w:t>dockerhubpwd</w:t>
-      </w:r>
-      <w:proofErr w:type="spellEnd"/>
-      <w:r>
-        <w:rPr>
-          <w:rFonts w:ascii="Courier New" w:hAnsi="Courier New" w:cs="Courier New"/>
-          <w:color w:val="333333"/>
-          <w:sz w:val="29"/>
-          <w:szCs w:val="29"/>
-          <w:shd w:val="clear" w:color="auto" w:fill="FFFFFF"/>
-        </w:rPr>
-        <w:t xml:space="preserve">}'   </w:t>
-      </w:r>
-    </w:p>
-    <w:p>
-      <w:pPr>
-        <w:rPr>
-          <w:rFonts w:ascii="Courier New" w:hAnsi="Courier New" w:cs="Courier New"/>
-          <w:color w:val="333333"/>
-          <w:sz w:val="29"/>
-          <w:szCs w:val="29"/>
-          <w:shd w:val="clear" w:color="auto" w:fill="FFFFFF"/>
-        </w:rPr>
-      </w:pPr>
-      <w:r>
-        <w:rPr>
-          <w:rFonts w:ascii="Courier New" w:hAnsi="Courier New" w:cs="Courier New"/>
-          <w:color w:val="333333"/>
-          <w:sz w:val="29"/>
-          <w:szCs w:val="29"/>
-          <w:shd w:val="clear" w:color="auto" w:fill="FFFFFF"/>
-        </w:rPr>
-        <w:t xml:space="preserve">                      }</w:t>
-      </w:r>
-    </w:p>
-    <w:p>
-      <w:pPr>
-        <w:rPr>
-          <w:rFonts w:ascii="Courier New" w:hAnsi="Courier New" w:cs="Courier New"/>
-          <w:color w:val="333333"/>
-          <w:sz w:val="29"/>
-          <w:szCs w:val="29"/>
-          <w:shd w:val="clear" w:color="auto" w:fill="FFFFFF"/>
-        </w:rPr>
-      </w:pPr>
-      <w:r>
-        <w:rPr>
-          <w:rFonts w:ascii="Courier New" w:hAnsi="Courier New" w:cs="Courier New"/>
-          <w:color w:val="333333"/>
-          <w:sz w:val="29"/>
-          <w:szCs w:val="29"/>
-          <w:shd w:val="clear" w:color="auto" w:fill="FFFFFF"/>
-        </w:rPr>
-        <w:t xml:space="preserve">                      </w:t>
-      </w:r>
-      <w:proofErr w:type="spellStart"/>
-      <w:r>
-        <w:rPr>
-          <w:rFonts w:ascii="Courier New" w:hAnsi="Courier New" w:cs="Courier New"/>
-          <w:color w:val="333333"/>
-          <w:sz w:val="29"/>
-          <w:szCs w:val="29"/>
-          <w:shd w:val="clear" w:color="auto" w:fill="FFFFFF"/>
-        </w:rPr>
-        <w:t>sh</w:t>
-      </w:r>
-      <w:proofErr w:type="spellEnd"/>
-      <w:r>
-        <w:rPr>
-          <w:rFonts w:ascii="Courier New" w:hAnsi="Courier New" w:cs="Courier New"/>
-          <w:color w:val="333333"/>
-          <w:sz w:val="29"/>
-          <w:szCs w:val="29"/>
-          <w:shd w:val="clear" w:color="auto" w:fill="FFFFFF"/>
-        </w:rPr>
-        <w:t xml:space="preserve"> '</w:t>
-      </w:r>
-      <w:proofErr w:type="spellStart"/>
-      <w:r>
-        <w:rPr>
-          <w:rFonts w:ascii="Courier New" w:hAnsi="Courier New" w:cs="Courier New"/>
-          <w:color w:val="333333"/>
-          <w:sz w:val="29"/>
-          <w:szCs w:val="29"/>
-          <w:shd w:val="clear" w:color="auto" w:fill="FFFFFF"/>
-        </w:rPr>
-        <w:t>sudo</w:t>
-      </w:r>
-      <w:proofErr w:type="spellEnd"/>
-      <w:r>
-        <w:rPr>
-          <w:rFonts w:ascii="Courier New" w:hAnsi="Courier New" w:cs="Courier New"/>
-          <w:color w:val="333333"/>
-          <w:sz w:val="29"/>
-          <w:szCs w:val="29"/>
-          <w:shd w:val="clear" w:color="auto" w:fill="FFFFFF"/>
-        </w:rPr>
-        <w:t xml:space="preserve"> docker push apurbaranjan/</w:t>
-      </w:r>
-      <w:proofErr w:type="spellStart"/>
-      <w:r>
-        <w:rPr>
-          <w:rFonts w:ascii="Courier New" w:hAnsi="Courier New" w:cs="Courier New"/>
-          <w:color w:val="333333"/>
-          <w:sz w:val="29"/>
-          <w:szCs w:val="29"/>
-          <w:shd w:val="clear" w:color="auto" w:fill="FFFFFF"/>
-        </w:rPr>
-        <w:t>hos</w:t>
-      </w:r>
-      <w:proofErr w:type="spellEnd"/>
-      <w:r>
-        <w:rPr>
-          <w:rFonts w:ascii="Courier New" w:hAnsi="Courier New" w:cs="Courier New"/>
-          <w:color w:val="333333"/>
-          <w:sz w:val="29"/>
-          <w:szCs w:val="29"/>
-          <w:shd w:val="clear" w:color="auto" w:fill="FFFFFF"/>
-        </w:rPr>
-        <w:t>-html'</w:t>
-      </w:r>
-    </w:p>
-    <w:p>
-      <w:pPr>
-        <w:rPr>
-          <w:rFonts w:ascii="Courier New" w:hAnsi="Courier New" w:cs="Courier New"/>
-          <w:color w:val="333333"/>
-          <w:sz w:val="29"/>
-          <w:szCs w:val="29"/>
-          <w:shd w:val="clear" w:color="auto" w:fill="FFFFFF"/>
-        </w:rPr>
-      </w:pPr>
-      <w:r>
-        <w:rPr>
-          <w:rFonts w:ascii="Courier New" w:hAnsi="Courier New" w:cs="Courier New"/>
-          <w:color w:val="333333"/>
-          <w:sz w:val="29"/>
-          <w:szCs w:val="29"/>
-          <w:shd w:val="clear" w:color="auto" w:fill="FFFFFF"/>
-        </w:rPr>
-        <w:t xml:space="preserve">                }</w:t>
-      </w:r>
-    </w:p>
-    <w:p>
-      <w:pPr>
-        <w:rPr>
-          <w:rFonts w:ascii="Courier New" w:hAnsi="Courier New" w:cs="Courier New"/>
-          <w:color w:val="333333"/>
-          <w:sz w:val="29"/>
-          <w:szCs w:val="29"/>
-          <w:shd w:val="clear" w:color="auto" w:fill="FFFFFF"/>
-        </w:rPr>
-      </w:pPr>
-      <w:r>
-        <w:rPr>
-          <w:rFonts w:ascii="Courier New" w:hAnsi="Courier New" w:cs="Courier New"/>
-          <w:color w:val="333333"/>
-          <w:sz w:val="29"/>
-          <w:szCs w:val="29"/>
-          <w:shd w:val="clear" w:color="auto" w:fill="FFFFFF"/>
-        </w:rPr>
-        <w:t xml:space="preserve">                    </w:t>
-      </w:r>
-    </w:p>
-    <w:p>
-      <w:pPr>
-        <w:rPr>
-          <w:rFonts w:ascii="Courier New" w:hAnsi="Courier New" w:cs="Courier New"/>
-          <w:color w:val="333333"/>
-          <w:sz w:val="29"/>
-          <w:szCs w:val="29"/>
-          <w:shd w:val="clear" w:color="auto" w:fill="FFFFFF"/>
-        </w:rPr>
-      </w:pPr>
-      <w:r>
-        <w:rPr>
-          <w:rFonts w:ascii="Courier New" w:hAnsi="Courier New" w:cs="Courier New"/>
-          <w:color w:val="333333"/>
-          <w:sz w:val="29"/>
-          <w:szCs w:val="29"/>
-          <w:shd w:val="clear" w:color="auto" w:fill="FFFFFF"/>
-        </w:rPr>
-        <w:t xml:space="preserve">                }</w:t>
-      </w:r>
-    </w:p>
-    <w:p>
-      <w:pPr>
-        <w:rPr>
-          <w:rFonts w:ascii="Courier New" w:hAnsi="Courier New" w:cs="Courier New"/>
-          <w:color w:val="333333"/>
-          <w:sz w:val="29"/>
-          <w:szCs w:val="29"/>
-          <w:shd w:val="clear" w:color="auto" w:fill="FFFFFF"/>
-        </w:rPr>
-      </w:pPr>
-      <w:r>
-        <w:rPr>
-          <w:rFonts w:ascii="Courier New" w:hAnsi="Courier New" w:cs="Courier New"/>
-          <w:color w:val="333333"/>
-          <w:sz w:val="29"/>
-          <w:szCs w:val="29"/>
-          <w:shd w:val="clear" w:color="auto" w:fill="FFFFFF"/>
-        </w:rPr>
         <w:t xml:space="preserve">            }</w:t>
       </w:r>
     </w:p>
@@ -1433,7 +1489,25 @@
           <w:color w:val="000000"/>
           <w:lang w:eastAsia="en-IN"/>
         </w:rPr>
-        <w:t>        registryCredential = '</w:t>
+        <w:t>        </w:t>
+      </w:r>
+      <w:proofErr w:type="spellStart"/>
+      <w:r>
+        <w:rPr>
+          <w:rFonts w:ascii="Arial" w:eastAsia="Times New Roman" w:hAnsi="Arial" w:cs="Arial"/>
+          <w:color w:val="000000"/>
+          <w:lang w:eastAsia="en-IN"/>
+        </w:rPr>
+        <w:t>registryCredential</w:t>
+      </w:r>
+      <w:proofErr w:type="spellEnd"/>
+      <w:r>
+        <w:rPr>
+          <w:rFonts w:ascii="Arial" w:eastAsia="Times New Roman" w:hAnsi="Arial" w:cs="Arial"/>
+          <w:color w:val="000000"/>
+          <w:lang w:eastAsia="en-IN"/>
+        </w:rPr>
+        <w:t xml:space="preserve"> = '</w:t>
       </w:r>
       <w:proofErr w:type="spellStart"/>
       <w:r>
@@ -1470,7 +1544,6 @@
           <w:color w:val="000000"/>
           <w:lang w:eastAsia="en-IN"/>
         </w:rPr>
-        <w:lastRenderedPageBreak/>
         <w:t>        dockerImage = 'apurbaranjan/angular-app' </w:t>
       </w:r>
     </w:p>
@@ -1566,25 +1639,7 @@
           <w:color w:val="000000"/>
           <w:lang w:eastAsia="en-IN"/>
         </w:rPr>
-        <w:t>        </w:t>
-      </w:r>
-      <w:proofErr w:type="gramStart"/>
-      <w:r>
-        <w:rPr>
-          <w:rFonts w:ascii="Arial" w:eastAsia="Times New Roman" w:hAnsi="Arial" w:cs="Arial"/>
-          <w:color w:val="000000"/>
-          <w:lang w:eastAsia="en-IN"/>
-        </w:rPr>
-        <w:t>stage(</w:t>
-      </w:r>
-      <w:proofErr w:type="gramEnd"/>
-      <w:r>
-        <w:rPr>
-          <w:rFonts w:ascii="Arial" w:eastAsia="Times New Roman" w:hAnsi="Arial" w:cs="Arial"/>
-          <w:color w:val="000000"/>
-          <w:lang w:eastAsia="en-IN"/>
-        </w:rPr>
-        <w:t>'Cloning our Git') { </w:t>
+        <w:t>        stage('Cloning our Git') { </w:t>
       </w:r>
     </w:p>
     <w:p>
@@ -1698,25 +1753,7 @@
           <w:color w:val="000000"/>
           <w:lang w:eastAsia="en-IN"/>
         </w:rPr>
-        <w:t>        </w:t>
-      </w:r>
-      <w:proofErr w:type="gramStart"/>
-      <w:r>
-        <w:rPr>
-          <w:rFonts w:ascii="Arial" w:eastAsia="Times New Roman" w:hAnsi="Arial" w:cs="Arial"/>
-          <w:color w:val="000000"/>
-          <w:lang w:eastAsia="en-IN"/>
-        </w:rPr>
-        <w:t>stage(</w:t>
-      </w:r>
-      <w:proofErr w:type="gramEnd"/>
-      <w:r>
-        <w:rPr>
-          <w:rFonts w:ascii="Arial" w:eastAsia="Times New Roman" w:hAnsi="Arial" w:cs="Arial"/>
-          <w:color w:val="000000"/>
-          <w:lang w:eastAsia="en-IN"/>
-        </w:rPr>
-        <w:t>'Building our image') { </w:t>
+        <w:t>        stage('Building our image') { </w:t>
       </w:r>
     </w:p>
     <w:p>
@@ -1773,10 +1810,27 @@
           <w:color w:val="000000"/>
           <w:lang w:eastAsia="en-IN"/>
         </w:rPr>
-        <w:t xml:space="preserve">                    dockerImage = </w:t>
+        <w:t>                    </w:t>
       </w:r>
       <w:proofErr w:type="spellStart"/>
-      <w:proofErr w:type="gramStart"/>
+      <w:r>
+        <w:rPr>
+          <w:rFonts w:ascii="Arial" w:eastAsia="Times New Roman" w:hAnsi="Arial" w:cs="Arial"/>
+          <w:color w:val="000000"/>
+          <w:lang w:eastAsia="en-IN"/>
+        </w:rPr>
+        <w:t>dockerImage</w:t>
+      </w:r>
+      <w:proofErr w:type="spellEnd"/>
+      <w:r>
+        <w:rPr>
+          <w:rFonts w:ascii="Arial" w:eastAsia="Times New Roman" w:hAnsi="Arial" w:cs="Arial"/>
+          <w:color w:val="000000"/>
+          <w:lang w:eastAsia="en-IN"/>
+        </w:rPr>
+        <w:t xml:space="preserve"> = </w:t>
+      </w:r>
+      <w:proofErr w:type="spellStart"/>
       <w:r>
         <w:rPr>
           <w:rFonts w:ascii="Arial" w:eastAsia="Times New Roman" w:hAnsi="Arial" w:cs="Arial"/>
@@ -1786,14 +1840,31 @@
         <w:t>docker.build</w:t>
       </w:r>
       <w:proofErr w:type="spellEnd"/>
-      <w:proofErr w:type="gramEnd"/>
-      <w:r>
-        <w:rPr>
-          <w:rFonts w:ascii="Arial" w:eastAsia="Times New Roman" w:hAnsi="Arial" w:cs="Arial"/>
-          <w:color w:val="000000"/>
-          <w:lang w:eastAsia="en-IN"/>
-        </w:rPr>
-        <w:t xml:space="preserve"> dockerImage + ":$BUILD_NUMBER" </w:t>
+      <w:r>
+        <w:rPr>
+          <w:rFonts w:ascii="Arial" w:eastAsia="Times New Roman" w:hAnsi="Arial" w:cs="Arial"/>
+          <w:color w:val="000000"/>
+          <w:lang w:eastAsia="en-IN"/>
+        </w:rPr>
+        <w:t xml:space="preserve"> </w:t>
+      </w:r>
+      <w:proofErr w:type="spellStart"/>
+      <w:r>
+        <w:rPr>
+          <w:rFonts w:ascii="Arial" w:eastAsia="Times New Roman" w:hAnsi="Arial" w:cs="Arial"/>
+          <w:color w:val="000000"/>
+          <w:lang w:eastAsia="en-IN"/>
+        </w:rPr>
+        <w:t>dockerImage</w:t>
+      </w:r>
+      <w:proofErr w:type="spellEnd"/>
+      <w:r>
+        <w:rPr>
+          <w:rFonts w:ascii="Arial" w:eastAsia="Times New Roman" w:hAnsi="Arial" w:cs="Arial"/>
+          <w:color w:val="000000"/>
+          <w:lang w:eastAsia="en-IN"/>
+        </w:rPr>
+        <w:t xml:space="preserve"> + ":$BUILD_NUMBER" </w:t>
       </w:r>
     </w:p>
     <w:p>
@@ -1888,25 +1959,7 @@
           <w:color w:val="000000"/>
           <w:lang w:eastAsia="en-IN"/>
         </w:rPr>
-        <w:t>        </w:t>
-      </w:r>
-      <w:proofErr w:type="gramStart"/>
-      <w:r>
-        <w:rPr>
-          <w:rFonts w:ascii="Arial" w:eastAsia="Times New Roman" w:hAnsi="Arial" w:cs="Arial"/>
-          <w:color w:val="000000"/>
-          <w:lang w:eastAsia="en-IN"/>
-        </w:rPr>
-        <w:t>stage(</w:t>
-      </w:r>
-      <w:proofErr w:type="gramEnd"/>
-      <w:r>
-        <w:rPr>
-          <w:rFonts w:ascii="Arial" w:eastAsia="Times New Roman" w:hAnsi="Arial" w:cs="Arial"/>
-          <w:color w:val="000000"/>
-          <w:lang w:eastAsia="en-IN"/>
-        </w:rPr>
-        <w:t>'Deploy our image') { </w:t>
+        <w:t>        stage('Deploy our image') { </w:t>
       </w:r>
     </w:p>
     <w:p>
@@ -1966,7 +2019,6 @@
         <w:t>                    </w:t>
       </w:r>
       <w:proofErr w:type="spellStart"/>
-      <w:proofErr w:type="gramStart"/>
       <w:r>
         <w:rPr>
           <w:rFonts w:ascii="Arial" w:eastAsia="Times New Roman" w:hAnsi="Arial" w:cs="Arial"/>
@@ -1976,14 +2028,31 @@
         <w:t>docker.withRegistry</w:t>
       </w:r>
       <w:proofErr w:type="spellEnd"/>
-      <w:proofErr w:type="gramEnd"/>
-      <w:r>
-        <w:rPr>
-          <w:rFonts w:ascii="Arial" w:eastAsia="Times New Roman" w:hAnsi="Arial" w:cs="Arial"/>
-          <w:color w:val="000000"/>
-          <w:lang w:eastAsia="en-IN"/>
-        </w:rPr>
-        <w:t>( '', registryCredential ) { </w:t>
+      <w:r>
+        <w:rPr>
+          <w:rFonts w:ascii="Arial" w:eastAsia="Times New Roman" w:hAnsi="Arial" w:cs="Arial"/>
+          <w:color w:val="000000"/>
+          <w:lang w:eastAsia="en-IN"/>
+        </w:rPr>
+        <w:t xml:space="preserve">( '', </w:t>
+      </w:r>
+      <w:proofErr w:type="spellStart"/>
+      <w:r>
+        <w:rPr>
+          <w:rFonts w:ascii="Arial" w:eastAsia="Times New Roman" w:hAnsi="Arial" w:cs="Arial"/>
+          <w:color w:val="000000"/>
+          <w:lang w:eastAsia="en-IN"/>
+        </w:rPr>
+        <w:t>registryCredential</w:t>
+      </w:r>
+      <w:proofErr w:type="spellEnd"/>
+      <w:r>
+        <w:rPr>
+          <w:rFonts w:ascii="Arial" w:eastAsia="Times New Roman" w:hAnsi="Arial" w:cs="Arial"/>
+          <w:color w:val="000000"/>
+          <w:lang w:eastAsia="en-IN"/>
+        </w:rPr>
+        <w:t xml:space="preserve"> ) { </w:t>
       </w:r>
     </w:p>
     <w:p>
@@ -2134,25 +2203,7 @@
           <w:color w:val="000000"/>
           <w:lang w:eastAsia="en-IN"/>
         </w:rPr>
-        <w:t>        </w:t>
-      </w:r>
-      <w:proofErr w:type="gramStart"/>
-      <w:r>
-        <w:rPr>
-          <w:rFonts w:ascii="Arial" w:eastAsia="Times New Roman" w:hAnsi="Arial" w:cs="Arial"/>
-          <w:color w:val="000000"/>
-          <w:lang w:eastAsia="en-IN"/>
-        </w:rPr>
-        <w:t>stage(</w:t>
-      </w:r>
-      <w:proofErr w:type="gramEnd"/>
-      <w:r>
-        <w:rPr>
-          <w:rFonts w:ascii="Arial" w:eastAsia="Times New Roman" w:hAnsi="Arial" w:cs="Arial"/>
-          <w:color w:val="000000"/>
-          <w:lang w:eastAsia="en-IN"/>
-        </w:rPr>
-        <w:t>'Cleaning up') { </w:t>
+        <w:t>        stage('Cleaning up') { </w:t>
       </w:r>
     </w:p>
     <w:p>
@@ -2230,43 +2281,7 @@
           <w:color w:val="000000"/>
           <w:lang w:eastAsia="en-IN"/>
         </w:rPr>
-        <w:t xml:space="preserve"> "docker </w:t>
-      </w:r>
-      <w:proofErr w:type="spellStart"/>
-      <w:r>
-        <w:rPr>
-          <w:rFonts w:ascii="Arial" w:eastAsia="Times New Roman" w:hAnsi="Arial" w:cs="Arial"/>
-          <w:color w:val="000000"/>
-          <w:lang w:eastAsia="en-IN"/>
-        </w:rPr>
-        <w:t>rmi</w:t>
-      </w:r>
-      <w:proofErr w:type="spellEnd"/>
-      <w:r>
-        <w:rPr>
-          <w:rFonts w:ascii="Arial" w:eastAsia="Times New Roman" w:hAnsi="Arial" w:cs="Arial"/>
-          <w:color w:val="000000"/>
-          <w:lang w:eastAsia="en-IN"/>
-        </w:rPr>
-        <w:t xml:space="preserve"> $</w:t>
-      </w:r>
-      <w:proofErr w:type="gramStart"/>
-      <w:r>
-        <w:rPr>
-          <w:rFonts w:ascii="Arial" w:eastAsia="Times New Roman" w:hAnsi="Arial" w:cs="Arial"/>
-          <w:color w:val="000000"/>
-          <w:lang w:eastAsia="en-IN"/>
-        </w:rPr>
-        <w:t>registry:$</w:t>
-      </w:r>
-      <w:proofErr w:type="gramEnd"/>
-      <w:r>
-        <w:rPr>
-          <w:rFonts w:ascii="Arial" w:eastAsia="Times New Roman" w:hAnsi="Arial" w:cs="Arial"/>
-          <w:color w:val="000000"/>
-          <w:lang w:eastAsia="en-IN"/>
-        </w:rPr>
-        <w:t>BUILD_NUMBER" </w:t>
+        <w:t xml:space="preserve"> "docker rmi $registry:$BUILD_NUMBER" </w:t>
       </w:r>
     </w:p>
     <w:p>
@@ -2488,7 +2503,6 @@
         <w:t xml:space="preserve">FROM </w:t>
       </w:r>
       <w:proofErr w:type="spellStart"/>
-      <w:proofErr w:type="gramStart"/>
       <w:r>
         <w:rPr>
           <w:rFonts w:ascii="Arial" w:eastAsia="Times New Roman" w:hAnsi="Arial" w:cs="Arial"/>
@@ -2498,7 +2512,6 @@
         <w:t>node:latest</w:t>
       </w:r>
       <w:proofErr w:type="spellEnd"/>
-      <w:proofErr w:type="gramEnd"/>
     </w:p>
     <w:p>
       <w:pPr>
@@ -2589,16 +2602,7 @@
           <w:color w:val="000000"/>
           <w:lang w:eastAsia="en-IN"/>
         </w:rPr>
-        <w:t>COPY package</w:t>
-      </w:r>
-      <w:proofErr w:type="gramStart"/>
-      <w:r>
-        <w:rPr>
-          <w:rFonts w:ascii="Arial" w:eastAsia="Times New Roman" w:hAnsi="Arial" w:cs="Arial"/>
-          <w:color w:val="000000"/>
-          <w:lang w:eastAsia="en-IN"/>
-        </w:rPr>
-        <w:t>*.</w:t>
+        <w:t>COPY package*.</w:t>
       </w:r>
       <w:proofErr w:type="spellStart"/>
       <w:r>
@@ -2610,7 +2614,6 @@
         <w:t>json</w:t>
       </w:r>
       <w:proofErr w:type="spellEnd"/>
-      <w:proofErr w:type="gramEnd"/>
       <w:r>
         <w:rPr>
           <w:rFonts w:ascii="Arial" w:eastAsia="Times New Roman" w:hAnsi="Arial" w:cs="Arial"/>
@@ -2685,23 +2688,13 @@
           <w:lang w:eastAsia="en-IN"/>
         </w:rPr>
       </w:pPr>
-      <w:proofErr w:type="gramStart"/>
-      <w:r>
-        <w:rPr>
-          <w:rFonts w:ascii="Arial" w:eastAsia="Times New Roman" w:hAnsi="Arial" w:cs="Arial"/>
-          <w:color w:val="000000"/>
-          <w:lang w:eastAsia="en-IN"/>
-        </w:rPr>
-        <w:t>COPY .</w:t>
-      </w:r>
-      <w:proofErr w:type="gramEnd"/>
-      <w:r>
-        <w:rPr>
-          <w:rFonts w:ascii="Arial" w:eastAsia="Times New Roman" w:hAnsi="Arial" w:cs="Arial"/>
-          <w:color w:val="000000"/>
-          <w:lang w:eastAsia="en-IN"/>
-        </w:rPr>
-        <w:t xml:space="preserve"> .</w:t>
+      <w:r>
+        <w:rPr>
+          <w:rFonts w:ascii="Arial" w:eastAsia="Times New Roman" w:hAnsi="Arial" w:cs="Arial"/>
+          <w:color w:val="000000"/>
+          <w:lang w:eastAsia="en-IN"/>
+        </w:rPr>
+        <w:t>COPY . .</w:t>
       </w:r>
     </w:p>
     <w:p>
@@ -2747,18 +2740,1204 @@
           <w:color w:val="000000"/>
           <w:lang w:eastAsia="en-IN"/>
         </w:rPr>
-        <w:t>CMD [ "node", "index.js</w:t>
-      </w:r>
-      <w:proofErr w:type="gramStart"/>
-      <w:r>
-        <w:rPr>
-          <w:rFonts w:ascii="Arial" w:eastAsia="Times New Roman" w:hAnsi="Arial" w:cs="Arial"/>
-          <w:color w:val="000000"/>
-          <w:lang w:eastAsia="en-IN"/>
-        </w:rPr>
-        <w:t>" ]</w:t>
-      </w:r>
-      <w:proofErr w:type="gramEnd"/>
+        <w:t>CMD [ "node", "index.js" ]</w:t>
+      </w:r>
+    </w:p>
+    <w:p>
+      <w:pPr>
+        <w:spacing w:after="0" w:line="240" w:lineRule="auto"/>
+        <w:rPr>
+          <w:rFonts w:ascii="Arial" w:eastAsia="Times New Roman" w:hAnsi="Arial" w:cs="Arial"/>
+          <w:color w:val="000000"/>
+          <w:lang w:eastAsia="en-IN"/>
+        </w:rPr>
+      </w:pPr>
+    </w:p>
+    <w:p>
+      <w:pPr>
+        <w:spacing w:after="0" w:line="240" w:lineRule="auto"/>
+        <w:rPr>
+          <w:rFonts w:ascii="Arial" w:eastAsia="Times New Roman" w:hAnsi="Arial" w:cs="Arial"/>
+          <w:color w:val="000000"/>
+          <w:lang w:eastAsia="en-IN"/>
+        </w:rPr>
+      </w:pPr>
+    </w:p>
+    <w:p>
+      <w:pPr>
+        <w:spacing w:after="0" w:line="240" w:lineRule="auto"/>
+        <w:rPr>
+          <w:rFonts w:ascii="Arial" w:eastAsia="Times New Roman" w:hAnsi="Arial" w:cs="Arial"/>
+          <w:color w:val="000000"/>
+          <w:lang w:eastAsia="en-IN"/>
+        </w:rPr>
+      </w:pPr>
+    </w:p>
+    <w:p>
+      <w:pPr>
+        <w:spacing w:after="0" w:line="240" w:lineRule="auto"/>
+        <w:rPr>
+          <w:rFonts w:ascii="Arial" w:eastAsia="Times New Roman" w:hAnsi="Arial" w:cs="Arial"/>
+          <w:color w:val="000000"/>
+          <w:lang w:eastAsia="en-IN"/>
+        </w:rPr>
+      </w:pPr>
+    </w:p>
+    <w:p>
+      <w:pPr>
+        <w:spacing w:after="0" w:line="240" w:lineRule="auto"/>
+        <w:rPr>
+          <w:rFonts w:ascii="Arial" w:eastAsia="Times New Roman" w:hAnsi="Arial" w:cs="Arial"/>
+          <w:color w:val="000000"/>
+          <w:lang w:eastAsia="en-IN"/>
+        </w:rPr>
+      </w:pPr>
+    </w:p>
+    <w:p>
+      <w:pPr>
+        <w:spacing w:after="0" w:line="240" w:lineRule="auto"/>
+        <w:rPr>
+          <w:rFonts w:ascii="Arial" w:eastAsia="Times New Roman" w:hAnsi="Arial" w:cs="Arial"/>
+          <w:color w:val="000000"/>
+          <w:lang w:eastAsia="en-IN"/>
+        </w:rPr>
+      </w:pPr>
+      <w:r>
+        <w:rPr>
+          <w:rFonts w:ascii="Arial" w:eastAsia="Times New Roman" w:hAnsi="Arial" w:cs="Arial"/>
+          <w:color w:val="000000"/>
+          <w:lang w:eastAsia="en-IN"/>
+        </w:rPr>
+        <w:t>Command:</w:t>
+      </w:r>
+    </w:p>
+    <w:p>
+      <w:pPr>
+        <w:spacing w:after="0" w:line="240" w:lineRule="auto"/>
+        <w:rPr>
+          <w:rFonts w:ascii="Arial" w:eastAsia="Times New Roman" w:hAnsi="Arial" w:cs="Arial"/>
+          <w:color w:val="000000"/>
+          <w:lang w:eastAsia="en-IN"/>
+        </w:rPr>
+      </w:pPr>
+    </w:p>
+    <w:p>
+      <w:pPr>
+        <w:spacing w:after="0" w:line="240" w:lineRule="auto"/>
+        <w:rPr>
+          <w:rFonts w:ascii="Arial" w:eastAsia="Times New Roman" w:hAnsi="Arial" w:cs="Arial"/>
+          <w:color w:val="000000"/>
+          <w:lang w:eastAsia="en-IN"/>
+        </w:rPr>
+      </w:pPr>
+      <w:r>
+        <w:rPr>
+          <w:rFonts w:ascii="Arial" w:eastAsia="Times New Roman" w:hAnsi="Arial" w:cs="Arial"/>
+          <w:color w:val="000000"/>
+          <w:lang w:eastAsia="en-IN"/>
+        </w:rPr>
+        <w:t># 1. Build Docker Image</w:t>
+      </w:r>
+    </w:p>
+    <w:p>
+      <w:pPr>
+        <w:spacing w:after="0" w:line="240" w:lineRule="auto"/>
+        <w:rPr>
+          <w:rFonts w:ascii="Arial" w:eastAsia="Times New Roman" w:hAnsi="Arial" w:cs="Arial"/>
+          <w:color w:val="000000"/>
+          <w:lang w:eastAsia="en-IN"/>
+        </w:rPr>
+      </w:pPr>
+      <w:r>
+        <w:rPr>
+          <w:rFonts w:ascii="Arial" w:eastAsia="Times New Roman" w:hAnsi="Arial" w:cs="Arial"/>
+          <w:color w:val="000000"/>
+          <w:lang w:eastAsia="en-IN"/>
+        </w:rPr>
+        <w:t>docker build -t node-test .</w:t>
+      </w:r>
+    </w:p>
+    <w:p>
+      <w:pPr>
+        <w:spacing w:after="0" w:line="240" w:lineRule="auto"/>
+        <w:rPr>
+          <w:rFonts w:ascii="Arial" w:eastAsia="Times New Roman" w:hAnsi="Arial" w:cs="Arial"/>
+          <w:color w:val="000000"/>
+          <w:lang w:eastAsia="en-IN"/>
+        </w:rPr>
+      </w:pPr>
+    </w:p>
+    <w:p>
+      <w:pPr>
+        <w:spacing w:after="0" w:line="240" w:lineRule="auto"/>
+        <w:rPr>
+          <w:rFonts w:ascii="Arial" w:eastAsia="Times New Roman" w:hAnsi="Arial" w:cs="Arial"/>
+          <w:color w:val="000000"/>
+          <w:lang w:eastAsia="en-IN"/>
+        </w:rPr>
+      </w:pPr>
+      <w:r>
+        <w:rPr>
+          <w:rFonts w:ascii="Arial" w:eastAsia="Times New Roman" w:hAnsi="Arial" w:cs="Arial"/>
+          <w:color w:val="000000"/>
+          <w:lang w:eastAsia="en-IN"/>
+        </w:rPr>
+        <w:t># 2. Check Image</w:t>
+      </w:r>
+    </w:p>
+    <w:p>
+      <w:pPr>
+        <w:spacing w:after="0" w:line="240" w:lineRule="auto"/>
+        <w:rPr>
+          <w:rFonts w:ascii="Arial" w:eastAsia="Times New Roman" w:hAnsi="Arial" w:cs="Arial"/>
+          <w:color w:val="000000"/>
+          <w:lang w:eastAsia="en-IN"/>
+        </w:rPr>
+      </w:pPr>
+      <w:r>
+        <w:rPr>
+          <w:rFonts w:ascii="Arial" w:eastAsia="Times New Roman" w:hAnsi="Arial" w:cs="Arial"/>
+          <w:color w:val="000000"/>
+          <w:lang w:eastAsia="en-IN"/>
+        </w:rPr>
+        <w:t>docker images</w:t>
+      </w:r>
+    </w:p>
+    <w:p>
+      <w:pPr>
+        <w:spacing w:after="0" w:line="240" w:lineRule="auto"/>
+        <w:rPr>
+          <w:rFonts w:ascii="Arial" w:eastAsia="Times New Roman" w:hAnsi="Arial" w:cs="Arial"/>
+          <w:color w:val="000000"/>
+          <w:lang w:eastAsia="en-IN"/>
+        </w:rPr>
+      </w:pPr>
+    </w:p>
+    <w:p>
+      <w:pPr>
+        <w:spacing w:after="0" w:line="240" w:lineRule="auto"/>
+        <w:rPr>
+          <w:rFonts w:ascii="Arial" w:eastAsia="Times New Roman" w:hAnsi="Arial" w:cs="Arial"/>
+          <w:color w:val="000000"/>
+          <w:lang w:eastAsia="en-IN"/>
+        </w:rPr>
+      </w:pPr>
+      <w:r>
+        <w:rPr>
+          <w:rFonts w:ascii="Arial" w:eastAsia="Times New Roman" w:hAnsi="Arial" w:cs="Arial"/>
+          <w:color w:val="000000"/>
+          <w:lang w:eastAsia="en-IN"/>
+        </w:rPr>
+        <w:t># 3. Login Docker Hub</w:t>
+      </w:r>
+    </w:p>
+    <w:p>
+      <w:pPr>
+        <w:spacing w:after="0" w:line="240" w:lineRule="auto"/>
+        <w:rPr>
+          <w:rFonts w:ascii="Arial" w:eastAsia="Times New Roman" w:hAnsi="Arial" w:cs="Arial"/>
+          <w:color w:val="000000"/>
+          <w:lang w:eastAsia="en-IN"/>
+        </w:rPr>
+      </w:pPr>
+      <w:r>
+        <w:rPr>
+          <w:rFonts w:ascii="Arial" w:eastAsia="Times New Roman" w:hAnsi="Arial" w:cs="Arial"/>
+          <w:color w:val="000000"/>
+          <w:lang w:eastAsia="en-IN"/>
+        </w:rPr>
+        <w:t>docker login</w:t>
+      </w:r>
+    </w:p>
+    <w:p>
+      <w:pPr>
+        <w:spacing w:after="0" w:line="240" w:lineRule="auto"/>
+        <w:rPr>
+          <w:rFonts w:ascii="Arial" w:eastAsia="Times New Roman" w:hAnsi="Arial" w:cs="Arial"/>
+          <w:color w:val="000000"/>
+          <w:lang w:eastAsia="en-IN"/>
+        </w:rPr>
+      </w:pPr>
+    </w:p>
+    <w:p>
+      <w:pPr>
+        <w:spacing w:after="0" w:line="240" w:lineRule="auto"/>
+        <w:rPr>
+          <w:rFonts w:ascii="Arial" w:eastAsia="Times New Roman" w:hAnsi="Arial" w:cs="Arial"/>
+          <w:color w:val="000000"/>
+          <w:lang w:eastAsia="en-IN"/>
+        </w:rPr>
+      </w:pPr>
+      <w:r>
+        <w:rPr>
+          <w:rFonts w:ascii="Arial" w:eastAsia="Times New Roman" w:hAnsi="Arial" w:cs="Arial"/>
+          <w:color w:val="000000"/>
+          <w:lang w:eastAsia="en-IN"/>
+        </w:rPr>
+        <w:t># 4. Tag Image</w:t>
+      </w:r>
+    </w:p>
+    <w:p>
+      <w:pPr>
+        <w:spacing w:after="0" w:line="240" w:lineRule="auto"/>
+        <w:rPr>
+          <w:rFonts w:ascii="Arial" w:eastAsia="Times New Roman" w:hAnsi="Arial" w:cs="Arial"/>
+          <w:color w:val="000000"/>
+          <w:lang w:eastAsia="en-IN"/>
+        </w:rPr>
+      </w:pPr>
+      <w:r>
+        <w:rPr>
+          <w:rFonts w:ascii="Arial" w:eastAsia="Times New Roman" w:hAnsi="Arial" w:cs="Arial"/>
+          <w:color w:val="000000"/>
+          <w:lang w:eastAsia="en-IN"/>
+        </w:rPr>
+        <w:t># Format:</w:t>
+      </w:r>
+    </w:p>
+    <w:p>
+      <w:pPr>
+        <w:spacing w:after="0" w:line="240" w:lineRule="auto"/>
+        <w:rPr>
+          <w:rFonts w:ascii="Arial" w:eastAsia="Times New Roman" w:hAnsi="Arial" w:cs="Arial"/>
+          <w:color w:val="000000"/>
+          <w:lang w:eastAsia="en-IN"/>
+        </w:rPr>
+      </w:pPr>
+      <w:r>
+        <w:rPr>
+          <w:rFonts w:ascii="Arial" w:eastAsia="Times New Roman" w:hAnsi="Arial" w:cs="Arial"/>
+          <w:color w:val="000000"/>
+          <w:lang w:eastAsia="en-IN"/>
+        </w:rPr>
+        <w:t xml:space="preserve"># docker tag local-image </w:t>
+      </w:r>
+      <w:proofErr w:type="spellStart"/>
+      <w:r>
+        <w:rPr>
+          <w:rFonts w:ascii="Arial" w:eastAsia="Times New Roman" w:hAnsi="Arial" w:cs="Arial"/>
+          <w:color w:val="000000"/>
+          <w:lang w:eastAsia="en-IN"/>
+        </w:rPr>
+        <w:t>dockerhub</w:t>
+      </w:r>
+      <w:proofErr w:type="spellEnd"/>
+      <w:r>
+        <w:rPr>
+          <w:rFonts w:ascii="Arial" w:eastAsia="Times New Roman" w:hAnsi="Arial" w:cs="Arial"/>
+          <w:color w:val="000000"/>
+          <w:lang w:eastAsia="en-IN"/>
+        </w:rPr>
+        <w:t>-username/</w:t>
+      </w:r>
+      <w:proofErr w:type="spellStart"/>
+      <w:r>
+        <w:rPr>
+          <w:rFonts w:ascii="Arial" w:eastAsia="Times New Roman" w:hAnsi="Arial" w:cs="Arial"/>
+          <w:color w:val="000000"/>
+          <w:lang w:eastAsia="en-IN"/>
+        </w:rPr>
+        <w:t>repository:tag</w:t>
+      </w:r>
+      <w:proofErr w:type="spellEnd"/>
+    </w:p>
+    <w:p>
+      <w:pPr>
+        <w:spacing w:after="0" w:line="240" w:lineRule="auto"/>
+        <w:rPr>
+          <w:rFonts w:ascii="Arial" w:eastAsia="Times New Roman" w:hAnsi="Arial" w:cs="Arial"/>
+          <w:color w:val="000000"/>
+          <w:lang w:eastAsia="en-IN"/>
+        </w:rPr>
+      </w:pPr>
+    </w:p>
+    <w:p>
+      <w:pPr>
+        <w:spacing w:after="0" w:line="240" w:lineRule="auto"/>
+        <w:rPr>
+          <w:rFonts w:ascii="Arial" w:eastAsia="Times New Roman" w:hAnsi="Arial" w:cs="Arial"/>
+          <w:color w:val="000000"/>
+          <w:lang w:eastAsia="en-IN"/>
+        </w:rPr>
+      </w:pPr>
+      <w:r>
+        <w:rPr>
+          <w:rFonts w:ascii="Arial" w:eastAsia="Times New Roman" w:hAnsi="Arial" w:cs="Arial"/>
+          <w:color w:val="000000"/>
+          <w:lang w:eastAsia="en-IN"/>
+        </w:rPr>
+        <w:t xml:space="preserve">docker tag node-test </w:t>
+      </w:r>
+      <w:proofErr w:type="spellStart"/>
+      <w:r>
+        <w:rPr>
+          <w:rFonts w:ascii="Arial" w:eastAsia="Times New Roman" w:hAnsi="Arial" w:cs="Arial"/>
+          <w:color w:val="000000"/>
+          <w:lang w:eastAsia="en-IN"/>
+        </w:rPr>
+        <w:t>apurbaranjan</w:t>
+      </w:r>
+      <w:proofErr w:type="spellEnd"/>
+      <w:r>
+        <w:rPr>
+          <w:rFonts w:ascii="Arial" w:eastAsia="Times New Roman" w:hAnsi="Arial" w:cs="Arial"/>
+          <w:color w:val="000000"/>
+          <w:lang w:eastAsia="en-IN"/>
+        </w:rPr>
+        <w:t>/</w:t>
+      </w:r>
+      <w:proofErr w:type="spellStart"/>
+      <w:r>
+        <w:rPr>
+          <w:rFonts w:ascii="Arial" w:eastAsia="Times New Roman" w:hAnsi="Arial" w:cs="Arial"/>
+          <w:color w:val="000000"/>
+          <w:lang w:eastAsia="en-IN"/>
+        </w:rPr>
+        <w:t>node-test:latest</w:t>
+      </w:r>
+      <w:proofErr w:type="spellEnd"/>
+    </w:p>
+    <w:p>
+      <w:pPr>
+        <w:spacing w:after="0" w:line="240" w:lineRule="auto"/>
+        <w:rPr>
+          <w:rFonts w:ascii="Arial" w:eastAsia="Times New Roman" w:hAnsi="Arial" w:cs="Arial"/>
+          <w:color w:val="000000"/>
+          <w:lang w:eastAsia="en-IN"/>
+        </w:rPr>
+      </w:pPr>
+    </w:p>
+    <w:p>
+      <w:pPr>
+        <w:spacing w:after="0" w:line="240" w:lineRule="auto"/>
+        <w:rPr>
+          <w:rFonts w:ascii="Arial" w:eastAsia="Times New Roman" w:hAnsi="Arial" w:cs="Arial"/>
+          <w:color w:val="000000"/>
+          <w:lang w:eastAsia="en-IN"/>
+        </w:rPr>
+      </w:pPr>
+      <w:r>
+        <w:rPr>
+          <w:rFonts w:ascii="Arial" w:eastAsia="Times New Roman" w:hAnsi="Arial" w:cs="Arial"/>
+          <w:color w:val="000000"/>
+          <w:lang w:eastAsia="en-IN"/>
+        </w:rPr>
+        <w:t># 5. Push Image to Docker Hub</w:t>
+      </w:r>
+    </w:p>
+    <w:p>
+      <w:pPr>
+        <w:spacing w:after="0" w:line="240" w:lineRule="auto"/>
+        <w:rPr>
+          <w:rFonts w:ascii="Arial" w:eastAsia="Times New Roman" w:hAnsi="Arial" w:cs="Arial"/>
+          <w:color w:val="000000"/>
+          <w:lang w:eastAsia="en-IN"/>
+        </w:rPr>
+      </w:pPr>
+      <w:r>
+        <w:rPr>
+          <w:rFonts w:ascii="Arial" w:eastAsia="Times New Roman" w:hAnsi="Arial" w:cs="Arial"/>
+          <w:color w:val="000000"/>
+          <w:lang w:eastAsia="en-IN"/>
+        </w:rPr>
+        <w:t xml:space="preserve">docker push </w:t>
+      </w:r>
+      <w:proofErr w:type="spellStart"/>
+      <w:r>
+        <w:rPr>
+          <w:rFonts w:ascii="Arial" w:eastAsia="Times New Roman" w:hAnsi="Arial" w:cs="Arial"/>
+          <w:color w:val="000000"/>
+          <w:lang w:eastAsia="en-IN"/>
+        </w:rPr>
+        <w:t>apurbaranjan</w:t>
+      </w:r>
+      <w:proofErr w:type="spellEnd"/>
+      <w:r>
+        <w:rPr>
+          <w:rFonts w:ascii="Arial" w:eastAsia="Times New Roman" w:hAnsi="Arial" w:cs="Arial"/>
+          <w:color w:val="000000"/>
+          <w:lang w:eastAsia="en-IN"/>
+        </w:rPr>
+        <w:t>/</w:t>
+      </w:r>
+      <w:proofErr w:type="spellStart"/>
+      <w:r>
+        <w:rPr>
+          <w:rFonts w:ascii="Arial" w:eastAsia="Times New Roman" w:hAnsi="Arial" w:cs="Arial"/>
+          <w:color w:val="000000"/>
+          <w:lang w:eastAsia="en-IN"/>
+        </w:rPr>
+        <w:t>node-test:latest</w:t>
+      </w:r>
+      <w:proofErr w:type="spellEnd"/>
+    </w:p>
+    <w:p>
+      <w:pPr>
+        <w:spacing w:after="0" w:line="240" w:lineRule="auto"/>
+        <w:rPr>
+          <w:rFonts w:ascii="Arial" w:eastAsia="Times New Roman" w:hAnsi="Arial" w:cs="Arial"/>
+          <w:color w:val="000000"/>
+          <w:lang w:eastAsia="en-IN"/>
+        </w:rPr>
+      </w:pPr>
+    </w:p>
+    <w:p>
+      <w:pPr>
+        <w:spacing w:after="0" w:line="240" w:lineRule="auto"/>
+        <w:rPr>
+          <w:rFonts w:ascii="Arial" w:eastAsia="Times New Roman" w:hAnsi="Arial" w:cs="Arial"/>
+          <w:color w:val="000000"/>
+          <w:lang w:eastAsia="en-IN"/>
+        </w:rPr>
+      </w:pPr>
+      <w:r>
+        <w:rPr>
+          <w:rFonts w:ascii="Arial" w:eastAsia="Times New Roman" w:hAnsi="Arial" w:cs="Arial"/>
+          <w:color w:val="000000"/>
+          <w:lang w:eastAsia="en-IN"/>
+        </w:rPr>
+        <w:t># 6. Run Container</w:t>
+      </w:r>
+      <w:r>
+        <w:rPr>
+          <w:rFonts w:ascii="Arial" w:eastAsia="Times New Roman" w:hAnsi="Arial" w:cs="Arial"/>
+          <w:color w:val="000000"/>
+          <w:lang w:eastAsia="en-IN"/>
+        </w:rPr>
+        <w:t xml:space="preserve"> from hub</w:t>
+      </w:r>
+    </w:p>
+    <w:p>
+      <w:pPr>
+        <w:spacing w:after="0" w:line="240" w:lineRule="auto"/>
+        <w:rPr>
+          <w:rFonts w:ascii="Arial" w:eastAsia="Times New Roman" w:hAnsi="Arial" w:cs="Arial"/>
+          <w:color w:val="000000"/>
+          <w:lang w:eastAsia="en-IN"/>
+        </w:rPr>
+      </w:pPr>
+      <w:r>
+        <w:rPr>
+          <w:rFonts w:ascii="Arial" w:eastAsia="Times New Roman" w:hAnsi="Arial" w:cs="Arial"/>
+          <w:color w:val="000000"/>
+          <w:lang w:eastAsia="en-IN"/>
+        </w:rPr>
+        <w:t xml:space="preserve">docker run -p 3000:3000 </w:t>
+      </w:r>
+      <w:proofErr w:type="spellStart"/>
+      <w:r>
+        <w:rPr>
+          <w:rFonts w:ascii="Arial" w:eastAsia="Times New Roman" w:hAnsi="Arial" w:cs="Arial"/>
+          <w:color w:val="000000"/>
+          <w:lang w:eastAsia="en-IN"/>
+        </w:rPr>
+        <w:t>apurbaranjan</w:t>
+      </w:r>
+      <w:proofErr w:type="spellEnd"/>
+      <w:r>
+        <w:rPr>
+          <w:rFonts w:ascii="Arial" w:eastAsia="Times New Roman" w:hAnsi="Arial" w:cs="Arial"/>
+          <w:color w:val="000000"/>
+          <w:lang w:eastAsia="en-IN"/>
+        </w:rPr>
+        <w:t>/</w:t>
+      </w:r>
+      <w:proofErr w:type="spellStart"/>
+      <w:r>
+        <w:rPr>
+          <w:rFonts w:ascii="Arial" w:eastAsia="Times New Roman" w:hAnsi="Arial" w:cs="Arial"/>
+          <w:color w:val="000000"/>
+          <w:lang w:eastAsia="en-IN"/>
+        </w:rPr>
+        <w:t>node-test:latest</w:t>
+      </w:r>
+      <w:proofErr w:type="spellEnd"/>
+    </w:p>
+    <w:p>
+      <w:pPr>
+        <w:spacing w:after="0" w:line="240" w:lineRule="auto"/>
+        <w:rPr>
+          <w:rFonts w:ascii="Arial" w:eastAsia="Times New Roman" w:hAnsi="Arial" w:cs="Arial"/>
+          <w:color w:val="000000"/>
+          <w:lang w:eastAsia="en-IN"/>
+        </w:rPr>
+      </w:pPr>
+    </w:p>
+    <w:p>
+      <w:pPr>
+        <w:spacing w:after="0" w:line="240" w:lineRule="auto"/>
+        <w:rPr>
+          <w:rFonts w:ascii="Arial" w:eastAsia="Times New Roman" w:hAnsi="Arial" w:cs="Arial"/>
+          <w:color w:val="000000"/>
+          <w:lang w:eastAsia="en-IN"/>
+        </w:rPr>
+      </w:pPr>
+      <w:r>
+        <w:rPr>
+          <w:rFonts w:ascii="Arial" w:eastAsia="Times New Roman" w:hAnsi="Arial" w:cs="Arial"/>
+          <w:color w:val="000000"/>
+          <w:lang w:eastAsia="en-IN"/>
+        </w:rPr>
+        <w:t># 7. Check Running Container</w:t>
+      </w:r>
+    </w:p>
+    <w:p>
+      <w:pPr>
+        <w:spacing w:after="0" w:line="240" w:lineRule="auto"/>
+        <w:rPr>
+          <w:rFonts w:ascii="Arial" w:eastAsia="Times New Roman" w:hAnsi="Arial" w:cs="Arial"/>
+          <w:color w:val="000000"/>
+          <w:lang w:eastAsia="en-IN"/>
+        </w:rPr>
+      </w:pPr>
+      <w:r>
+        <w:rPr>
+          <w:rFonts w:ascii="Arial" w:eastAsia="Times New Roman" w:hAnsi="Arial" w:cs="Arial"/>
+          <w:color w:val="000000"/>
+          <w:lang w:eastAsia="en-IN"/>
+        </w:rPr>
+        <w:t xml:space="preserve">docker </w:t>
+      </w:r>
+      <w:proofErr w:type="spellStart"/>
+      <w:r>
+        <w:rPr>
+          <w:rFonts w:ascii="Arial" w:eastAsia="Times New Roman" w:hAnsi="Arial" w:cs="Arial"/>
+          <w:color w:val="000000"/>
+          <w:lang w:eastAsia="en-IN"/>
+        </w:rPr>
+        <w:t>ps</w:t>
+      </w:r>
+      <w:proofErr w:type="spellEnd"/>
+    </w:p>
+    <w:p>
+      <w:pPr>
+        <w:spacing w:after="0" w:line="240" w:lineRule="auto"/>
+        <w:rPr>
+          <w:rFonts w:ascii="Arial" w:eastAsia="Times New Roman" w:hAnsi="Arial" w:cs="Arial"/>
+          <w:color w:val="000000"/>
+          <w:lang w:eastAsia="en-IN"/>
+        </w:rPr>
+      </w:pPr>
+    </w:p>
+    <w:p>
+      <w:pPr>
+        <w:spacing w:after="0" w:line="240" w:lineRule="auto"/>
+        <w:rPr>
+          <w:rFonts w:ascii="Arial" w:eastAsia="Times New Roman" w:hAnsi="Arial" w:cs="Arial"/>
+          <w:color w:val="000000"/>
+          <w:lang w:eastAsia="en-IN"/>
+        </w:rPr>
+      </w:pPr>
+      <w:r>
+        <w:rPr>
+          <w:rFonts w:ascii="Arial" w:eastAsia="Times New Roman" w:hAnsi="Arial" w:cs="Arial"/>
+          <w:color w:val="000000"/>
+          <w:lang w:eastAsia="en-IN"/>
+        </w:rPr>
+        <w:t># 8. Stop Container</w:t>
+      </w:r>
+    </w:p>
+    <w:p>
+      <w:pPr>
+        <w:spacing w:after="0" w:line="240" w:lineRule="auto"/>
+        <w:rPr>
+          <w:rFonts w:ascii="Arial" w:eastAsia="Times New Roman" w:hAnsi="Arial" w:cs="Arial"/>
+          <w:color w:val="000000"/>
+          <w:lang w:eastAsia="en-IN"/>
+        </w:rPr>
+      </w:pPr>
+      <w:r>
+        <w:rPr>
+          <w:rFonts w:ascii="Arial" w:eastAsia="Times New Roman" w:hAnsi="Arial" w:cs="Arial"/>
+          <w:color w:val="000000"/>
+          <w:lang w:eastAsia="en-IN"/>
+        </w:rPr>
+        <w:t>docker stop CONTAINER_ID</w:t>
+      </w:r>
+    </w:p>
+    <w:p>
+      <w:pPr>
+        <w:spacing w:after="0" w:line="240" w:lineRule="auto"/>
+        <w:rPr>
+          <w:rFonts w:ascii="Arial" w:eastAsia="Times New Roman" w:hAnsi="Arial" w:cs="Arial"/>
+          <w:color w:val="000000"/>
+          <w:lang w:eastAsia="en-IN"/>
+        </w:rPr>
+      </w:pPr>
+    </w:p>
+    <w:p>
+      <w:pPr>
+        <w:spacing w:after="0" w:line="240" w:lineRule="auto"/>
+        <w:rPr>
+          <w:rFonts w:ascii="Arial" w:eastAsia="Times New Roman" w:hAnsi="Arial" w:cs="Arial"/>
+          <w:color w:val="000000"/>
+          <w:lang w:eastAsia="en-IN"/>
+        </w:rPr>
+      </w:pPr>
+    </w:p>
+    <w:p>
+      <w:pPr>
+        <w:spacing w:after="0" w:line="240" w:lineRule="auto"/>
+        <w:rPr>
+          <w:rFonts w:ascii="Arial" w:eastAsia="Times New Roman" w:hAnsi="Arial" w:cs="Arial"/>
+          <w:color w:val="000000"/>
+          <w:lang w:eastAsia="en-IN"/>
+        </w:rPr>
+      </w:pPr>
+      <w:r>
+        <w:rPr>
+          <w:rFonts w:ascii="Arial" w:eastAsia="Times New Roman" w:hAnsi="Arial" w:cs="Arial"/>
+          <w:color w:val="000000"/>
+          <w:lang w:eastAsia="en-IN"/>
+        </w:rPr>
+        <w:t>9.To run locally</w:t>
+      </w:r>
+    </w:p>
+    <w:p>
+      <w:pPr>
+        <w:spacing w:after="0" w:line="240" w:lineRule="auto"/>
+        <w:ind w:left="720"/>
+        <w:rPr>
+          <w:rFonts w:ascii="Arial" w:eastAsia="Times New Roman" w:hAnsi="Arial" w:cs="Arial"/>
+          <w:color w:val="000000"/>
+          <w:lang w:eastAsia="en-IN"/>
+        </w:rPr>
+      </w:pPr>
+    </w:p>
+    <w:p>
+      <w:pPr>
+        <w:spacing w:after="0" w:line="240" w:lineRule="auto"/>
+        <w:ind w:left="720"/>
+        <w:rPr>
+          <w:rFonts w:ascii="Arial" w:eastAsia="Times New Roman" w:hAnsi="Arial" w:cs="Arial"/>
+          <w:color w:val="000000"/>
+          <w:lang w:eastAsia="en-IN"/>
+        </w:rPr>
+      </w:pPr>
+      <w:r>
+        <w:rPr>
+          <w:rFonts w:ascii="Arial" w:eastAsia="Times New Roman" w:hAnsi="Arial" w:cs="Arial"/>
+          <w:color w:val="000000"/>
+          <w:lang w:eastAsia="en-IN"/>
+        </w:rPr>
+        <w:lastRenderedPageBreak/>
+        <w:t xml:space="preserve">Docker run –name container-name -p 3000:3000 </w:t>
+      </w:r>
+      <w:proofErr w:type="spellStart"/>
+      <w:r>
+        <w:rPr>
+          <w:rFonts w:ascii="Arial" w:eastAsia="Times New Roman" w:hAnsi="Arial" w:cs="Arial"/>
+          <w:color w:val="000000"/>
+          <w:lang w:eastAsia="en-IN"/>
+        </w:rPr>
+        <w:t>imgName</w:t>
+      </w:r>
+      <w:proofErr w:type="spellEnd"/>
+    </w:p>
+    <w:p>
+      <w:pPr>
+        <w:spacing w:after="0" w:line="240" w:lineRule="auto"/>
+        <w:ind w:left="720"/>
+        <w:rPr>
+          <w:rFonts w:ascii="Arial" w:eastAsia="Times New Roman" w:hAnsi="Arial" w:cs="Arial"/>
+          <w:color w:val="000000"/>
+          <w:lang w:eastAsia="en-IN"/>
+        </w:rPr>
+      </w:pPr>
+      <w:r>
+        <w:rPr>
+          <w:rFonts w:ascii="Arial" w:eastAsia="Times New Roman" w:hAnsi="Arial" w:cs="Arial"/>
+          <w:color w:val="000000"/>
+          <w:lang w:eastAsia="en-IN"/>
+        </w:rPr>
+        <w:t>docker run --name my-node-container -p 3000:3000 node-test</w:t>
+      </w:r>
+    </w:p>
+    <w:p>
+      <w:pPr>
+        <w:spacing w:after="0" w:line="240" w:lineRule="auto"/>
+        <w:rPr>
+          <w:rFonts w:ascii="Arial" w:eastAsia="Times New Roman" w:hAnsi="Arial" w:cs="Arial"/>
+          <w:color w:val="000000"/>
+          <w:lang w:eastAsia="en-IN"/>
+        </w:rPr>
+      </w:pPr>
+    </w:p>
+    <w:p>
+      <w:pPr>
+        <w:spacing w:after="0" w:line="240" w:lineRule="auto"/>
+        <w:rPr>
+          <w:rFonts w:ascii="Arial" w:eastAsia="Times New Roman" w:hAnsi="Arial" w:cs="Arial"/>
+          <w:color w:val="000000"/>
+          <w:lang w:eastAsia="en-IN"/>
+        </w:rPr>
+      </w:pPr>
+    </w:p>
+    <w:p>
+      <w:pPr>
+        <w:spacing w:after="0" w:line="240" w:lineRule="auto"/>
+        <w:rPr>
+          <w:rFonts w:ascii="Arial" w:eastAsia="Times New Roman" w:hAnsi="Arial" w:cs="Arial"/>
+          <w:color w:val="000000"/>
+          <w:lang w:eastAsia="en-IN"/>
+        </w:rPr>
+      </w:pPr>
+    </w:p>
+    <w:p>
+      <w:pPr>
+        <w:spacing w:after="0" w:line="240" w:lineRule="auto"/>
+        <w:rPr>
+          <w:rFonts w:ascii="Arial" w:eastAsia="Times New Roman" w:hAnsi="Arial" w:cs="Arial"/>
+          <w:color w:val="000000"/>
+          <w:lang w:eastAsia="en-IN"/>
+        </w:rPr>
+      </w:pPr>
+    </w:p>
+    <w:p>
+      <w:pPr>
+        <w:spacing w:after="0" w:line="240" w:lineRule="auto"/>
+        <w:rPr>
+          <w:rFonts w:ascii="Arial" w:eastAsia="Times New Roman" w:hAnsi="Arial" w:cs="Arial"/>
+          <w:b/>
+          <w:bCs/>
+          <w:color w:val="000000"/>
+          <w:lang w:eastAsia="en-IN"/>
+        </w:rPr>
+      </w:pPr>
+      <w:r>
+        <w:rPr>
+          <w:rFonts w:ascii="Segoe UI Emoji" w:eastAsia="Times New Roman" w:hAnsi="Segoe UI Emoji" w:cs="Segoe UI Emoji"/>
+          <w:b/>
+          <w:bCs/>
+          <w:color w:val="000000"/>
+          <w:lang w:eastAsia="en-IN"/>
+        </w:rPr>
+        <w:t>📦</w:t>
+      </w:r>
+      <w:r>
+        <w:rPr>
+          <w:rFonts w:ascii="Arial" w:eastAsia="Times New Roman" w:hAnsi="Arial" w:cs="Arial"/>
+          <w:b/>
+          <w:bCs/>
+          <w:color w:val="000000"/>
+          <w:lang w:eastAsia="en-IN"/>
+        </w:rPr>
+        <w:t xml:space="preserve"> What is Docker Volume?</w:t>
+      </w:r>
+    </w:p>
+    <w:p>
+      <w:pPr>
+        <w:spacing w:after="0" w:line="240" w:lineRule="auto"/>
+        <w:rPr>
+          <w:rFonts w:ascii="Arial" w:eastAsia="Times New Roman" w:hAnsi="Arial" w:cs="Arial"/>
+          <w:color w:val="000000"/>
+          <w:lang w:eastAsia="en-IN"/>
+        </w:rPr>
+      </w:pPr>
+      <w:r>
+        <w:rPr>
+          <w:rFonts w:ascii="Arial" w:eastAsia="Times New Roman" w:hAnsi="Arial" w:cs="Arial"/>
+          <w:color w:val="000000"/>
+          <w:lang w:eastAsia="en-IN"/>
+        </w:rPr>
+        <w:t xml:space="preserve">A </w:t>
+      </w:r>
+      <w:r>
+        <w:rPr>
+          <w:rFonts w:ascii="Arial" w:eastAsia="Times New Roman" w:hAnsi="Arial" w:cs="Arial"/>
+          <w:b/>
+          <w:bCs/>
+          <w:color w:val="000000"/>
+          <w:lang w:eastAsia="en-IN"/>
+        </w:rPr>
+        <w:t>Docker Volume</w:t>
+      </w:r>
+      <w:r>
+        <w:rPr>
+          <w:rFonts w:ascii="Arial" w:eastAsia="Times New Roman" w:hAnsi="Arial" w:cs="Arial"/>
+          <w:color w:val="000000"/>
+          <w:lang w:eastAsia="en-IN"/>
+        </w:rPr>
+        <w:t xml:space="preserve"> is used to store data permanently outside the container.</w:t>
+      </w:r>
+    </w:p>
+    <w:p>
+      <w:pPr>
+        <w:spacing w:after="0" w:line="240" w:lineRule="auto"/>
+        <w:rPr>
+          <w:rFonts w:ascii="Arial" w:eastAsia="Times New Roman" w:hAnsi="Arial" w:cs="Arial"/>
+          <w:color w:val="000000"/>
+          <w:lang w:eastAsia="en-IN"/>
+        </w:rPr>
+      </w:pPr>
+      <w:r>
+        <w:rPr>
+          <w:rFonts w:ascii="Arial" w:eastAsia="Times New Roman" w:hAnsi="Arial" w:cs="Arial"/>
+          <w:color w:val="000000"/>
+          <w:lang w:eastAsia="en-IN"/>
+        </w:rPr>
+        <w:t>Because:</w:t>
+      </w:r>
+    </w:p>
+    <w:p>
+      <w:pPr>
+        <w:numPr>
+          <w:ilvl w:val="0"/>
+          <w:numId w:val="2"/>
+        </w:numPr>
+        <w:spacing w:after="0" w:line="240" w:lineRule="auto"/>
+        <w:rPr>
+          <w:rFonts w:ascii="Arial" w:eastAsia="Times New Roman" w:hAnsi="Arial" w:cs="Arial"/>
+          <w:color w:val="000000"/>
+          <w:lang w:eastAsia="en-IN"/>
+        </w:rPr>
+      </w:pPr>
+      <w:r>
+        <w:rPr>
+          <w:rFonts w:ascii="Arial" w:eastAsia="Times New Roman" w:hAnsi="Arial" w:cs="Arial"/>
+          <w:color w:val="000000"/>
+          <w:lang w:eastAsia="en-IN"/>
+        </w:rPr>
+        <w:t>Containers are temporary</w:t>
+      </w:r>
+    </w:p>
+    <w:p>
+      <w:pPr>
+        <w:numPr>
+          <w:ilvl w:val="0"/>
+          <w:numId w:val="2"/>
+        </w:numPr>
+        <w:spacing w:before="100" w:beforeAutospacing="1" w:after="100" w:afterAutospacing="1" w:line="240" w:lineRule="auto"/>
+        <w:rPr>
+          <w:rFonts w:ascii="Times New Roman" w:eastAsia="Times New Roman" w:hAnsi="Times New Roman" w:cs="Times New Roman"/>
+          <w:sz w:val="24"/>
+          <w:szCs w:val="24"/>
+          <w:lang w:eastAsia="en-IN"/>
+        </w:rPr>
+      </w:pPr>
+      <w:r>
+        <w:rPr>
+          <w:rFonts w:ascii="Times New Roman" w:eastAsia="Times New Roman" w:hAnsi="Times New Roman" w:cs="Times New Roman"/>
+          <w:sz w:val="24"/>
+          <w:szCs w:val="24"/>
+          <w:lang w:eastAsia="en-IN"/>
+        </w:rPr>
+        <w:t xml:space="preserve">If container is deleted → data inside container is lost </w:t>
+      </w:r>
+    </w:p>
+    <w:p>
+      <w:pPr>
+        <w:numPr>
+          <w:ilvl w:val="0"/>
+          <w:numId w:val="2"/>
+        </w:numPr>
+        <w:spacing w:after="0" w:line="240" w:lineRule="auto"/>
+        <w:rPr>
+          <w:rFonts w:ascii="Arial" w:eastAsia="Times New Roman" w:hAnsi="Arial" w:cs="Arial"/>
+          <w:color w:val="000000"/>
+          <w:lang w:eastAsia="en-IN"/>
+        </w:rPr>
+      </w:pPr>
+      <w:r>
+        <w:rPr>
+          <w:rFonts w:ascii="Arial" w:eastAsia="Times New Roman" w:hAnsi="Arial" w:cs="Arial"/>
+          <w:color w:val="000000"/>
+          <w:lang w:eastAsia="en-IN"/>
+        </w:rPr>
+        <w:t>We can sync it</w:t>
+      </w:r>
+    </w:p>
+    <w:p>
+      <w:pPr>
+        <w:spacing w:after="0" w:line="240" w:lineRule="auto"/>
+        <w:rPr>
+          <w:rFonts w:ascii="Arial" w:eastAsia="Times New Roman" w:hAnsi="Arial" w:cs="Arial"/>
+          <w:color w:val="000000"/>
+          <w:lang w:eastAsia="en-IN"/>
+        </w:rPr>
+      </w:pPr>
+    </w:p>
+    <w:p>
+      <w:pPr>
+        <w:spacing w:after="0" w:line="240" w:lineRule="auto"/>
+        <w:rPr>
+          <w:rFonts w:ascii="Arial" w:eastAsia="Times New Roman" w:hAnsi="Arial" w:cs="Arial"/>
+          <w:color w:val="000000"/>
+          <w:lang w:eastAsia="en-IN"/>
+        </w:rPr>
+      </w:pPr>
+    </w:p>
+    <w:p>
+      <w:pPr>
+        <w:spacing w:after="0" w:line="240" w:lineRule="auto"/>
+        <w:rPr>
+          <w:rFonts w:ascii="Arial" w:eastAsia="Times New Roman" w:hAnsi="Arial" w:cs="Arial"/>
+          <w:color w:val="000000"/>
+          <w:lang w:eastAsia="en-IN"/>
+        </w:rPr>
+      </w:pPr>
+      <w:r>
+        <w:rPr>
+          <w:rFonts w:ascii="Arial" w:eastAsia="Times New Roman" w:hAnsi="Arial" w:cs="Arial"/>
+          <w:color w:val="000000"/>
+          <w:lang w:eastAsia="en-IN"/>
+        </w:rPr>
+        <w:t>Command:</w:t>
+      </w:r>
+    </w:p>
+    <w:p>
+      <w:pPr>
+        <w:pStyle w:val="ListParagraph"/>
+        <w:numPr>
+          <w:ilvl w:val="0"/>
+          <w:numId w:val="4"/>
+        </w:numPr>
+        <w:spacing w:after="0" w:line="240" w:lineRule="auto"/>
+        <w:rPr>
+          <w:rFonts w:ascii="Arial" w:eastAsia="Times New Roman" w:hAnsi="Arial" w:cs="Arial"/>
+          <w:color w:val="000000"/>
+          <w:lang w:eastAsia="en-IN"/>
+        </w:rPr>
+      </w:pPr>
+      <w:r>
+        <w:rPr>
+          <w:rFonts w:ascii="Arial" w:eastAsia="Times New Roman" w:hAnsi="Arial" w:cs="Arial"/>
+          <w:color w:val="000000"/>
+          <w:lang w:eastAsia="en-IN"/>
+        </w:rPr>
+        <w:t>docker volume create my-volume</w:t>
+      </w:r>
+    </w:p>
+    <w:p>
+      <w:pPr>
+        <w:pStyle w:val="ListParagraph"/>
+        <w:numPr>
+          <w:ilvl w:val="0"/>
+          <w:numId w:val="4"/>
+        </w:numPr>
+        <w:spacing w:after="0" w:line="240" w:lineRule="auto"/>
+        <w:rPr>
+          <w:rFonts w:ascii="Arial" w:eastAsia="Times New Roman" w:hAnsi="Arial" w:cs="Arial"/>
+          <w:color w:val="000000"/>
+          <w:lang w:eastAsia="en-IN"/>
+        </w:rPr>
+      </w:pPr>
+      <w:r>
+        <w:rPr>
+          <w:rFonts w:ascii="Arial" w:eastAsia="Times New Roman" w:hAnsi="Arial" w:cs="Arial"/>
+          <w:color w:val="000000"/>
+          <w:lang w:eastAsia="en-IN"/>
+        </w:rPr>
+        <w:t>docker volume ls</w:t>
+      </w:r>
+    </w:p>
+    <w:p>
+      <w:pPr>
+        <w:pStyle w:val="ListParagraph"/>
+        <w:numPr>
+          <w:ilvl w:val="0"/>
+          <w:numId w:val="4"/>
+        </w:numPr>
+        <w:spacing w:after="0" w:line="240" w:lineRule="auto"/>
+        <w:rPr>
+          <w:rFonts w:ascii="Arial" w:eastAsia="Times New Roman" w:hAnsi="Arial" w:cs="Arial"/>
+          <w:color w:val="000000"/>
+          <w:lang w:eastAsia="en-IN"/>
+        </w:rPr>
+      </w:pPr>
+      <w:r>
+        <w:rPr>
+          <w:rFonts w:ascii="Arial" w:eastAsia="Times New Roman" w:hAnsi="Arial" w:cs="Arial"/>
+          <w:color w:val="000000"/>
+          <w:lang w:eastAsia="en-IN"/>
+        </w:rPr>
+        <w:t xml:space="preserve">docker run -v </w:t>
+      </w:r>
+      <w:proofErr w:type="spellStart"/>
+      <w:r>
+        <w:rPr>
+          <w:rFonts w:ascii="Arial" w:eastAsia="Times New Roman" w:hAnsi="Arial" w:cs="Arial"/>
+          <w:color w:val="000000"/>
+          <w:lang w:eastAsia="en-IN"/>
+        </w:rPr>
+        <w:t>volume-name:container-path</w:t>
+      </w:r>
+      <w:proofErr w:type="spellEnd"/>
+      <w:r>
+        <w:rPr>
+          <w:rFonts w:ascii="Arial" w:eastAsia="Times New Roman" w:hAnsi="Arial" w:cs="Arial"/>
+          <w:color w:val="000000"/>
+          <w:lang w:eastAsia="en-IN"/>
+        </w:rPr>
+        <w:t xml:space="preserve"> image-name</w:t>
+      </w:r>
+    </w:p>
+    <w:p>
+      <w:pPr>
+        <w:pStyle w:val="ListParagraph"/>
+        <w:numPr>
+          <w:ilvl w:val="0"/>
+          <w:numId w:val="4"/>
+        </w:numPr>
+        <w:spacing w:after="0" w:line="240" w:lineRule="auto"/>
+        <w:rPr>
+          <w:rFonts w:ascii="Arial" w:eastAsia="Times New Roman" w:hAnsi="Arial" w:cs="Arial"/>
+          <w:color w:val="000000"/>
+          <w:lang w:eastAsia="en-IN"/>
+        </w:rPr>
+      </w:pPr>
+      <w:r>
+        <w:rPr>
+          <w:rFonts w:ascii="Arial" w:eastAsia="Times New Roman" w:hAnsi="Arial" w:cs="Arial"/>
+          <w:color w:val="000000"/>
+          <w:lang w:eastAsia="en-IN"/>
+        </w:rPr>
+        <w:t>docker volume rm my-volume</w:t>
+      </w:r>
+    </w:p>
+    <w:p>
+      <w:pPr>
+        <w:spacing w:after="0" w:line="240" w:lineRule="auto"/>
+        <w:rPr>
+          <w:rFonts w:ascii="Arial" w:eastAsia="Times New Roman" w:hAnsi="Arial" w:cs="Arial"/>
+          <w:color w:val="000000"/>
+          <w:lang w:eastAsia="en-IN"/>
+        </w:rPr>
+      </w:pPr>
+    </w:p>
+    <w:p>
+      <w:pPr>
+        <w:spacing w:after="0" w:line="240" w:lineRule="auto"/>
+        <w:rPr>
+          <w:rFonts w:ascii="Arial" w:eastAsia="Times New Roman" w:hAnsi="Arial" w:cs="Arial"/>
+          <w:color w:val="000000"/>
+          <w:lang w:eastAsia="en-IN"/>
+        </w:rPr>
+      </w:pPr>
+    </w:p>
+    <w:p>
+      <w:pPr>
+        <w:spacing w:after="0" w:line="240" w:lineRule="auto"/>
+        <w:rPr>
+          <w:rFonts w:ascii="Arial" w:eastAsia="Times New Roman" w:hAnsi="Arial" w:cs="Arial"/>
+          <w:b/>
+          <w:bCs/>
+          <w:color w:val="000000"/>
+          <w:lang w:eastAsia="en-IN"/>
+        </w:rPr>
+      </w:pPr>
+      <w:r>
+        <w:rPr>
+          <w:rFonts w:ascii="Segoe UI Emoji" w:eastAsia="Times New Roman" w:hAnsi="Segoe UI Emoji" w:cs="Segoe UI Emoji"/>
+          <w:b/>
+          <w:bCs/>
+          <w:color w:val="000000"/>
+          <w:lang w:eastAsia="en-IN"/>
+        </w:rPr>
+        <w:t>📦</w:t>
+      </w:r>
+      <w:r>
+        <w:rPr>
+          <w:rFonts w:ascii="Arial" w:eastAsia="Times New Roman" w:hAnsi="Arial" w:cs="Arial"/>
+          <w:b/>
+          <w:bCs/>
+          <w:color w:val="000000"/>
+          <w:lang w:eastAsia="en-IN"/>
+        </w:rPr>
+        <w:t xml:space="preserve"> What is Docker Compose File?</w:t>
+      </w:r>
+    </w:p>
+    <w:p>
+      <w:pPr>
+        <w:spacing w:after="0" w:line="240" w:lineRule="auto"/>
+        <w:rPr>
+          <w:rFonts w:ascii="Arial" w:eastAsia="Times New Roman" w:hAnsi="Arial" w:cs="Arial"/>
+          <w:color w:val="000000"/>
+          <w:lang w:eastAsia="en-IN"/>
+        </w:rPr>
+      </w:pPr>
+      <w:r>
+        <w:rPr>
+          <w:rFonts w:ascii="Arial" w:eastAsia="Times New Roman" w:hAnsi="Arial" w:cs="Arial"/>
+          <w:color w:val="000000"/>
+          <w:lang w:eastAsia="en-IN"/>
+        </w:rPr>
+        <w:t xml:space="preserve">A </w:t>
+      </w:r>
+      <w:r>
+        <w:rPr>
+          <w:rFonts w:ascii="Arial" w:eastAsia="Times New Roman" w:hAnsi="Arial" w:cs="Arial"/>
+          <w:b/>
+          <w:bCs/>
+          <w:color w:val="000000"/>
+          <w:lang w:eastAsia="en-IN"/>
+        </w:rPr>
+        <w:t>Docker Compose file</w:t>
+      </w:r>
+      <w:r>
+        <w:rPr>
+          <w:rFonts w:ascii="Arial" w:eastAsia="Times New Roman" w:hAnsi="Arial" w:cs="Arial"/>
+          <w:color w:val="000000"/>
+          <w:lang w:eastAsia="en-IN"/>
+        </w:rPr>
+        <w:t xml:space="preserve"> is a YAML file (docker-</w:t>
+      </w:r>
+      <w:proofErr w:type="spellStart"/>
+      <w:r>
+        <w:rPr>
+          <w:rFonts w:ascii="Arial" w:eastAsia="Times New Roman" w:hAnsi="Arial" w:cs="Arial"/>
+          <w:color w:val="000000"/>
+          <w:lang w:eastAsia="en-IN"/>
+        </w:rPr>
+        <w:t>compose.yml</w:t>
+      </w:r>
+      <w:proofErr w:type="spellEnd"/>
+      <w:r>
+        <w:rPr>
+          <w:rFonts w:ascii="Arial" w:eastAsia="Times New Roman" w:hAnsi="Arial" w:cs="Arial"/>
+          <w:color w:val="000000"/>
+          <w:lang w:eastAsia="en-IN"/>
+        </w:rPr>
+        <w:t>) used to run and manage multiple Docker containers together.</w:t>
+      </w:r>
+    </w:p>
+    <w:p>
+      <w:pPr>
+        <w:spacing w:after="0" w:line="240" w:lineRule="auto"/>
+        <w:rPr>
+          <w:rFonts w:ascii="Arial" w:eastAsia="Times New Roman" w:hAnsi="Arial" w:cs="Arial"/>
+          <w:color w:val="000000"/>
+          <w:lang w:eastAsia="en-IN"/>
+        </w:rPr>
+      </w:pPr>
+    </w:p>
+    <w:p>
+      <w:pPr>
+        <w:spacing w:after="0" w:line="240" w:lineRule="auto"/>
+        <w:rPr>
+          <w:rFonts w:ascii="Arial" w:eastAsia="Times New Roman" w:hAnsi="Arial" w:cs="Arial"/>
+          <w:color w:val="000000"/>
+          <w:lang w:eastAsia="en-IN"/>
+        </w:rPr>
+      </w:pPr>
+      <w:r>
+        <w:rPr>
+          <w:rFonts w:ascii="Arial" w:eastAsia="Times New Roman" w:hAnsi="Arial" w:cs="Arial"/>
+          <w:color w:val="000000"/>
+          <w:lang w:eastAsia="en-IN"/>
+        </w:rPr>
+        <w:t>Docker Compose file = Configuration file to run multiple containers together</w:t>
+      </w:r>
+    </w:p>
+    <w:p>
+      <w:pPr>
+        <w:spacing w:after="0" w:line="240" w:lineRule="auto"/>
+        <w:rPr>
+          <w:rFonts w:ascii="Arial" w:eastAsia="Times New Roman" w:hAnsi="Arial" w:cs="Arial"/>
+          <w:color w:val="000000"/>
+          <w:lang w:eastAsia="en-IN"/>
+        </w:rPr>
+      </w:pPr>
     </w:p>
     <w:p>
       <w:pPr>
@@ -2820,7 +3999,7 @@
 </file>
 
 <file path=word/numbering.xml><?xml version="1.0" encoding="utf-8"?>
-<w:numbering xmlns:wpc="http://schemas.microsoft.com/office/word/2010/wordprocessingCanvas" xmlns:cx="http://schemas.microsoft.com/office/drawing/2014/chartex" xmlns:cx1="http://schemas.microsoft.com/office/drawing/2015/9/8/chartex" xmlns:cx2="http://schemas.microsoft.com/office/drawing/2015/10/21/chartex" xmlns:cx3="http://schemas.microsoft.com/office/drawing/2016/5/9/chartex" xmlns:cx4="http://schemas.microsoft.com/office/drawing/2016/5/10/chartex" xmlns:cx5="http://schemas.microsoft.com/office/drawing/2016/5/11/chartex" xmlns:cx6="http://schemas.microsoft.com/office/drawing/2016/5/12/chartex" xmlns:cx7="http://schemas.microsoft.com/office/drawing/2016/5/13/chartex" xmlns:cx8="http://schemas.microsoft.com/office/drawing/2016/5/14/chartex" xmlns:mc="http://schemas.openxmlformats.org/markup-compatibility/2006" xmlns:aink="http://schemas.microsoft.com/office/drawing/2016/ink" xmlns:am3d="http://schemas.microsoft.com/office/drawing/2017/model3d" xmlns:o="urn:schemas-microsoft-com:office:office" xmlns:oel="http://schemas.microsoft.com/office/2019/extlst" xmlns:r="http://schemas.openxmlformats.org/officeDocument/2006/relationships" xmlns:m="http://schemas.openxmlformats.org/officeDocument/2006/math" xmlns:v="urn:schemas-microsoft-com:vml" xmlns:wp14="http://schemas.microsoft.com/office/word/2010/wordprocessingDrawing" xmlns:wp="http://schemas.openxmlformats.org/drawingml/2006/wordprocessingDrawing" xmlns:w10="urn:schemas-microsoft-com:office:word" xmlns:w="http://schemas.openxmlformats.org/wordprocessingml/2006/main" xmlns:w14="http://schemas.microsoft.com/office/word/2010/wordml" xmlns:w15="http://schemas.microsoft.com/office/word/2012/wordml" xmlns:w16cex="http://schemas.microsoft.com/office/word/2018/wordml/cex" xmlns:w16cid="http://schemas.microsoft.com/office/word/2016/wordml/cid" xmlns:w16="http://schemas.microsoft.com/office/word/2018/wordml" xmlns:w16sdtdh="http://schemas.microsoft.com/office/word/2020/wordml/sdtdatahash" xmlns:w16se="http://schemas.microsoft.com/office/word/2015/wordml/symex" xmlns:wpg="http://schemas.microsoft.com/office/word/2010/wordprocessingGroup" xmlns:wpi="http://schemas.microsoft.com/office/word/2010/wordprocessingInk" xmlns:wne="http://schemas.microsoft.com/office/word/2006/wordml" xmlns:wps="http://schemas.microsoft.com/office/word/2010/wordprocessingShape" mc:Ignorable="w14 w15 w16se w16cid w16 w16cex w16sdtdh wp14">
+<w:numbering xmlns:wpc="http://schemas.microsoft.com/office/word/2010/wordprocessingCanvas" xmlns:cx="http://schemas.microsoft.com/office/drawing/2014/chartex" xmlns:cx1="http://schemas.microsoft.com/office/drawing/2015/9/8/chartex" xmlns:cx2="http://schemas.microsoft.com/office/drawing/2015/10/21/chartex" xmlns:cx3="http://schemas.microsoft.com/office/drawing/2016/5/9/chartex" xmlns:cx4="http://schemas.microsoft.com/office/drawing/2016/5/10/chartex" xmlns:cx5="http://schemas.microsoft.com/office/drawing/2016/5/11/chartex" xmlns:cx6="http://schemas.microsoft.com/office/drawing/2016/5/12/chartex" xmlns:cx7="http://schemas.microsoft.com/office/drawing/2016/5/13/chartex" xmlns:cx8="http://schemas.microsoft.com/office/drawing/2016/5/14/chartex" xmlns:mc="http://schemas.openxmlformats.org/markup-compatibility/2006" xmlns:aink="http://schemas.microsoft.com/office/drawing/2016/ink" xmlns:am3d="http://schemas.microsoft.com/office/drawing/2017/model3d" xmlns:o="urn:schemas-microsoft-com:office:office" xmlns:oel="http://schemas.microsoft.com/office/2019/extlst" xmlns:r="http://schemas.openxmlformats.org/officeDocument/2006/relationships" xmlns:m="http://schemas.openxmlformats.org/officeDocument/2006/math" xmlns:v="urn:schemas-microsoft-com:vml" xmlns:wp14="http://schemas.microsoft.com/office/word/2010/wordprocessingDrawing" xmlns:wp="http://schemas.openxmlformats.org/drawingml/2006/wordprocessingDrawing" xmlns:w10="urn:schemas-microsoft-com:office:word" xmlns:w="http://schemas.openxmlformats.org/wordprocessingml/2006/main" xmlns:w14="http://schemas.microsoft.com/office/word/2010/wordml" xmlns:w15="http://schemas.microsoft.com/office/word/2012/wordml" xmlns:w16cex="http://schemas.microsoft.com/office/word/2018/wordml/cex" xmlns:w16cid="http://schemas.microsoft.com/office/word/2016/wordml/cid" xmlns:w16="http://schemas.microsoft.com/office/word/2018/wordml" xmlns:w16du="http://schemas.microsoft.com/office/word/2023/wordml/word16du" xmlns:w16sdtdh="http://schemas.microsoft.com/office/word/2020/wordml/sdtdatahash" xmlns:w16sdtfl="http://schemas.microsoft.com/office/word/2024/wordml/sdtformatlock" xmlns:w16se="http://schemas.microsoft.com/office/word/2015/wordml/symex" xmlns:wpg="http://schemas.microsoft.com/office/word/2010/wordprocessingGroup" xmlns:wpi="http://schemas.microsoft.com/office/word/2010/wordprocessingInk" xmlns:wne="http://schemas.microsoft.com/office/word/2006/wordml" xmlns:wps="http://schemas.microsoft.com/office/word/2010/wordprocessingShape" mc:Ignorable="w14 w15 w16se w16cid w16 w16cex w16sdtdh w16sdtfl w16du wp14">
   <w:abstractNum w:abstractNumId="0" w15:restartNumberingAfterBreak="0">
     <w:nsid w:val="14570A0A"/>
     <w:multiLevelType w:val="hybridMultilevel"/>
@@ -2934,14 +4113,434 @@
       </w:rPr>
     </w:lvl>
   </w:abstractNum>
+  <w:abstractNum w:abstractNumId="1" w15:restartNumberingAfterBreak="0">
+    <w:nsid w:val="25C24A31"/>
+    <w:multiLevelType w:val="hybridMultilevel"/>
+    <w:tmpl w:val="EACC1E6E"/>
+    <w:lvl w:ilvl="0" w:tplc="40090001">
+      <w:start w:val="1"/>
+      <w:numFmt w:val="bullet"/>
+      <w:lvlText w:val=""/>
+      <w:lvlJc w:val="left"/>
+      <w:pPr>
+        <w:ind w:left="720" w:hanging="360"/>
+      </w:pPr>
+      <w:rPr>
+        <w:rFonts w:ascii="Symbol" w:hAnsi="Symbol" w:hint="default"/>
+      </w:rPr>
+    </w:lvl>
+    <w:lvl w:ilvl="1" w:tplc="40090003" w:tentative="1">
+      <w:start w:val="1"/>
+      <w:numFmt w:val="bullet"/>
+      <w:lvlText w:val="o"/>
+      <w:lvlJc w:val="left"/>
+      <w:pPr>
+        <w:ind w:left="1440" w:hanging="360"/>
+      </w:pPr>
+      <w:rPr>
+        <w:rFonts w:ascii="Courier New" w:hAnsi="Courier New" w:cs="Courier New" w:hint="default"/>
+      </w:rPr>
+    </w:lvl>
+    <w:lvl w:ilvl="2" w:tplc="40090005" w:tentative="1">
+      <w:start w:val="1"/>
+      <w:numFmt w:val="bullet"/>
+      <w:lvlText w:val=""/>
+      <w:lvlJc w:val="left"/>
+      <w:pPr>
+        <w:ind w:left="2160" w:hanging="360"/>
+      </w:pPr>
+      <w:rPr>
+        <w:rFonts w:ascii="Wingdings" w:hAnsi="Wingdings" w:hint="default"/>
+      </w:rPr>
+    </w:lvl>
+    <w:lvl w:ilvl="3" w:tplc="40090001" w:tentative="1">
+      <w:start w:val="1"/>
+      <w:numFmt w:val="bullet"/>
+      <w:lvlText w:val=""/>
+      <w:lvlJc w:val="left"/>
+      <w:pPr>
+        <w:ind w:left="2880" w:hanging="360"/>
+      </w:pPr>
+      <w:rPr>
+        <w:rFonts w:ascii="Symbol" w:hAnsi="Symbol" w:hint="default"/>
+      </w:rPr>
+    </w:lvl>
+    <w:lvl w:ilvl="4" w:tplc="40090003" w:tentative="1">
+      <w:start w:val="1"/>
+      <w:numFmt w:val="bullet"/>
+      <w:lvlText w:val="o"/>
+      <w:lvlJc w:val="left"/>
+      <w:pPr>
+        <w:ind w:left="3600" w:hanging="360"/>
+      </w:pPr>
+      <w:rPr>
+        <w:rFonts w:ascii="Courier New" w:hAnsi="Courier New" w:cs="Courier New" w:hint="default"/>
+      </w:rPr>
+    </w:lvl>
+    <w:lvl w:ilvl="5" w:tplc="40090005" w:tentative="1">
+      <w:start w:val="1"/>
+      <w:numFmt w:val="bullet"/>
+      <w:lvlText w:val=""/>
+      <w:lvlJc w:val="left"/>
+      <w:pPr>
+        <w:ind w:left="4320" w:hanging="360"/>
+      </w:pPr>
+      <w:rPr>
+        <w:rFonts w:ascii="Wingdings" w:hAnsi="Wingdings" w:hint="default"/>
+      </w:rPr>
+    </w:lvl>
+    <w:lvl w:ilvl="6" w:tplc="40090001" w:tentative="1">
+      <w:start w:val="1"/>
+      <w:numFmt w:val="bullet"/>
+      <w:lvlText w:val=""/>
+      <w:lvlJc w:val="left"/>
+      <w:pPr>
+        <w:ind w:left="5040" w:hanging="360"/>
+      </w:pPr>
+      <w:rPr>
+        <w:rFonts w:ascii="Symbol" w:hAnsi="Symbol" w:hint="default"/>
+      </w:rPr>
+    </w:lvl>
+    <w:lvl w:ilvl="7" w:tplc="40090003" w:tentative="1">
+      <w:start w:val="1"/>
+      <w:numFmt w:val="bullet"/>
+      <w:lvlText w:val="o"/>
+      <w:lvlJc w:val="left"/>
+      <w:pPr>
+        <w:ind w:left="5760" w:hanging="360"/>
+      </w:pPr>
+      <w:rPr>
+        <w:rFonts w:ascii="Courier New" w:hAnsi="Courier New" w:cs="Courier New" w:hint="default"/>
+      </w:rPr>
+    </w:lvl>
+    <w:lvl w:ilvl="8" w:tplc="40090005" w:tentative="1">
+      <w:start w:val="1"/>
+      <w:numFmt w:val="bullet"/>
+      <w:lvlText w:val=""/>
+      <w:lvlJc w:val="left"/>
+      <w:pPr>
+        <w:ind w:left="6480" w:hanging="360"/>
+      </w:pPr>
+      <w:rPr>
+        <w:rFonts w:ascii="Wingdings" w:hAnsi="Wingdings" w:hint="default"/>
+      </w:rPr>
+    </w:lvl>
+  </w:abstractNum>
+  <w:abstractNum w:abstractNumId="2" w15:restartNumberingAfterBreak="0">
+    <w:nsid w:val="54D8254B"/>
+    <w:multiLevelType w:val="multilevel"/>
+    <w:tmpl w:val="C9EAC1CA"/>
+    <w:lvl w:ilvl="0">
+      <w:start w:val="1"/>
+      <w:numFmt w:val="bullet"/>
+      <w:lvlText w:val=""/>
+      <w:lvlJc w:val="left"/>
+      <w:pPr>
+        <w:tabs>
+          <w:tab w:val="num" w:pos="720"/>
+        </w:tabs>
+        <w:ind w:left="720" w:hanging="360"/>
+      </w:pPr>
+      <w:rPr>
+        <w:rFonts w:ascii="Symbol" w:hAnsi="Symbol" w:hint="default"/>
+        <w:sz w:val="20"/>
+      </w:rPr>
+    </w:lvl>
+    <w:lvl w:ilvl="1" w:tentative="1">
+      <w:start w:val="1"/>
+      <w:numFmt w:val="bullet"/>
+      <w:lvlText w:val="o"/>
+      <w:lvlJc w:val="left"/>
+      <w:pPr>
+        <w:tabs>
+          <w:tab w:val="num" w:pos="1440"/>
+        </w:tabs>
+        <w:ind w:left="1440" w:hanging="360"/>
+      </w:pPr>
+      <w:rPr>
+        <w:rFonts w:ascii="Courier New" w:hAnsi="Courier New" w:hint="default"/>
+        <w:sz w:val="20"/>
+      </w:rPr>
+    </w:lvl>
+    <w:lvl w:ilvl="2" w:tentative="1">
+      <w:start w:val="1"/>
+      <w:numFmt w:val="bullet"/>
+      <w:lvlText w:val=""/>
+      <w:lvlJc w:val="left"/>
+      <w:pPr>
+        <w:tabs>
+          <w:tab w:val="num" w:pos="2160"/>
+        </w:tabs>
+        <w:ind w:left="2160" w:hanging="360"/>
+      </w:pPr>
+      <w:rPr>
+        <w:rFonts w:ascii="Wingdings" w:hAnsi="Wingdings" w:hint="default"/>
+        <w:sz w:val="20"/>
+      </w:rPr>
+    </w:lvl>
+    <w:lvl w:ilvl="3" w:tentative="1">
+      <w:start w:val="1"/>
+      <w:numFmt w:val="bullet"/>
+      <w:lvlText w:val=""/>
+      <w:lvlJc w:val="left"/>
+      <w:pPr>
+        <w:tabs>
+          <w:tab w:val="num" w:pos="2880"/>
+        </w:tabs>
+        <w:ind w:left="2880" w:hanging="360"/>
+      </w:pPr>
+      <w:rPr>
+        <w:rFonts w:ascii="Wingdings" w:hAnsi="Wingdings" w:hint="default"/>
+        <w:sz w:val="20"/>
+      </w:rPr>
+    </w:lvl>
+    <w:lvl w:ilvl="4" w:tentative="1">
+      <w:start w:val="1"/>
+      <w:numFmt w:val="bullet"/>
+      <w:lvlText w:val=""/>
+      <w:lvlJc w:val="left"/>
+      <w:pPr>
+        <w:tabs>
+          <w:tab w:val="num" w:pos="3600"/>
+        </w:tabs>
+        <w:ind w:left="3600" w:hanging="360"/>
+      </w:pPr>
+      <w:rPr>
+        <w:rFonts w:ascii="Wingdings" w:hAnsi="Wingdings" w:hint="default"/>
+        <w:sz w:val="20"/>
+      </w:rPr>
+    </w:lvl>
+    <w:lvl w:ilvl="5" w:tentative="1">
+      <w:start w:val="1"/>
+      <w:numFmt w:val="bullet"/>
+      <w:lvlText w:val=""/>
+      <w:lvlJc w:val="left"/>
+      <w:pPr>
+        <w:tabs>
+          <w:tab w:val="num" w:pos="4320"/>
+        </w:tabs>
+        <w:ind w:left="4320" w:hanging="360"/>
+      </w:pPr>
+      <w:rPr>
+        <w:rFonts w:ascii="Wingdings" w:hAnsi="Wingdings" w:hint="default"/>
+        <w:sz w:val="20"/>
+      </w:rPr>
+    </w:lvl>
+    <w:lvl w:ilvl="6" w:tentative="1">
+      <w:start w:val="1"/>
+      <w:numFmt w:val="bullet"/>
+      <w:lvlText w:val=""/>
+      <w:lvlJc w:val="left"/>
+      <w:pPr>
+        <w:tabs>
+          <w:tab w:val="num" w:pos="5040"/>
+        </w:tabs>
+        <w:ind w:left="5040" w:hanging="360"/>
+      </w:pPr>
+      <w:rPr>
+        <w:rFonts w:ascii="Wingdings" w:hAnsi="Wingdings" w:hint="default"/>
+        <w:sz w:val="20"/>
+      </w:rPr>
+    </w:lvl>
+    <w:lvl w:ilvl="7" w:tentative="1">
+      <w:start w:val="1"/>
+      <w:numFmt w:val="bullet"/>
+      <w:lvlText w:val=""/>
+      <w:lvlJc w:val="left"/>
+      <w:pPr>
+        <w:tabs>
+          <w:tab w:val="num" w:pos="5760"/>
+        </w:tabs>
+        <w:ind w:left="5760" w:hanging="360"/>
+      </w:pPr>
+      <w:rPr>
+        <w:rFonts w:ascii="Wingdings" w:hAnsi="Wingdings" w:hint="default"/>
+        <w:sz w:val="20"/>
+      </w:rPr>
+    </w:lvl>
+    <w:lvl w:ilvl="8" w:tentative="1">
+      <w:start w:val="1"/>
+      <w:numFmt w:val="bullet"/>
+      <w:lvlText w:val=""/>
+      <w:lvlJc w:val="left"/>
+      <w:pPr>
+        <w:tabs>
+          <w:tab w:val="num" w:pos="6480"/>
+        </w:tabs>
+        <w:ind w:left="6480" w:hanging="360"/>
+      </w:pPr>
+      <w:rPr>
+        <w:rFonts w:ascii="Wingdings" w:hAnsi="Wingdings" w:hint="default"/>
+        <w:sz w:val="20"/>
+      </w:rPr>
+    </w:lvl>
+  </w:abstractNum>
+  <w:abstractNum w:abstractNumId="3" w15:restartNumberingAfterBreak="0">
+    <w:nsid w:val="66A2260D"/>
+    <w:multiLevelType w:val="multilevel"/>
+    <w:tmpl w:val="CF8A569A"/>
+    <w:lvl w:ilvl="0">
+      <w:start w:val="1"/>
+      <w:numFmt w:val="bullet"/>
+      <w:lvlText w:val=""/>
+      <w:lvlJc w:val="left"/>
+      <w:pPr>
+        <w:tabs>
+          <w:tab w:val="num" w:pos="720"/>
+        </w:tabs>
+        <w:ind w:left="720" w:hanging="360"/>
+      </w:pPr>
+      <w:rPr>
+        <w:rFonts w:ascii="Symbol" w:hAnsi="Symbol" w:hint="default"/>
+        <w:sz w:val="20"/>
+      </w:rPr>
+    </w:lvl>
+    <w:lvl w:ilvl="1" w:tentative="1">
+      <w:start w:val="1"/>
+      <w:numFmt w:val="bullet"/>
+      <w:lvlText w:val="o"/>
+      <w:lvlJc w:val="left"/>
+      <w:pPr>
+        <w:tabs>
+          <w:tab w:val="num" w:pos="1440"/>
+        </w:tabs>
+        <w:ind w:left="1440" w:hanging="360"/>
+      </w:pPr>
+      <w:rPr>
+        <w:rFonts w:ascii="Courier New" w:hAnsi="Courier New" w:hint="default"/>
+        <w:sz w:val="20"/>
+      </w:rPr>
+    </w:lvl>
+    <w:lvl w:ilvl="2" w:tentative="1">
+      <w:start w:val="1"/>
+      <w:numFmt w:val="bullet"/>
+      <w:lvlText w:val=""/>
+      <w:lvlJc w:val="left"/>
+      <w:pPr>
+        <w:tabs>
+          <w:tab w:val="num" w:pos="2160"/>
+        </w:tabs>
+        <w:ind w:left="2160" w:hanging="360"/>
+      </w:pPr>
+      <w:rPr>
+        <w:rFonts w:ascii="Wingdings" w:hAnsi="Wingdings" w:hint="default"/>
+        <w:sz w:val="20"/>
+      </w:rPr>
+    </w:lvl>
+    <w:lvl w:ilvl="3" w:tentative="1">
+      <w:start w:val="1"/>
+      <w:numFmt w:val="bullet"/>
+      <w:lvlText w:val=""/>
+      <w:lvlJc w:val="left"/>
+      <w:pPr>
+        <w:tabs>
+          <w:tab w:val="num" w:pos="2880"/>
+        </w:tabs>
+        <w:ind w:left="2880" w:hanging="360"/>
+      </w:pPr>
+      <w:rPr>
+        <w:rFonts w:ascii="Wingdings" w:hAnsi="Wingdings" w:hint="default"/>
+        <w:sz w:val="20"/>
+      </w:rPr>
+    </w:lvl>
+    <w:lvl w:ilvl="4" w:tentative="1">
+      <w:start w:val="1"/>
+      <w:numFmt w:val="bullet"/>
+      <w:lvlText w:val=""/>
+      <w:lvlJc w:val="left"/>
+      <w:pPr>
+        <w:tabs>
+          <w:tab w:val="num" w:pos="3600"/>
+        </w:tabs>
+        <w:ind w:left="3600" w:hanging="360"/>
+      </w:pPr>
+      <w:rPr>
+        <w:rFonts w:ascii="Wingdings" w:hAnsi="Wingdings" w:hint="default"/>
+        <w:sz w:val="20"/>
+      </w:rPr>
+    </w:lvl>
+    <w:lvl w:ilvl="5" w:tentative="1">
+      <w:start w:val="1"/>
+      <w:numFmt w:val="bullet"/>
+      <w:lvlText w:val=""/>
+      <w:lvlJc w:val="left"/>
+      <w:pPr>
+        <w:tabs>
+          <w:tab w:val="num" w:pos="4320"/>
+        </w:tabs>
+        <w:ind w:left="4320" w:hanging="360"/>
+      </w:pPr>
+      <w:rPr>
+        <w:rFonts w:ascii="Wingdings" w:hAnsi="Wingdings" w:hint="default"/>
+        <w:sz w:val="20"/>
+      </w:rPr>
+    </w:lvl>
+    <w:lvl w:ilvl="6" w:tentative="1">
+      <w:start w:val="1"/>
+      <w:numFmt w:val="bullet"/>
+      <w:lvlText w:val=""/>
+      <w:lvlJc w:val="left"/>
+      <w:pPr>
+        <w:tabs>
+          <w:tab w:val="num" w:pos="5040"/>
+        </w:tabs>
+        <w:ind w:left="5040" w:hanging="360"/>
+      </w:pPr>
+      <w:rPr>
+        <w:rFonts w:ascii="Wingdings" w:hAnsi="Wingdings" w:hint="default"/>
+        <w:sz w:val="20"/>
+      </w:rPr>
+    </w:lvl>
+    <w:lvl w:ilvl="7" w:tentative="1">
+      <w:start w:val="1"/>
+      <w:numFmt w:val="bullet"/>
+      <w:lvlText w:val=""/>
+      <w:lvlJc w:val="left"/>
+      <w:pPr>
+        <w:tabs>
+          <w:tab w:val="num" w:pos="5760"/>
+        </w:tabs>
+        <w:ind w:left="5760" w:hanging="360"/>
+      </w:pPr>
+      <w:rPr>
+        <w:rFonts w:ascii="Wingdings" w:hAnsi="Wingdings" w:hint="default"/>
+        <w:sz w:val="20"/>
+      </w:rPr>
+    </w:lvl>
+    <w:lvl w:ilvl="8" w:tentative="1">
+      <w:start w:val="1"/>
+      <w:numFmt w:val="bullet"/>
+      <w:lvlText w:val=""/>
+      <w:lvlJc w:val="left"/>
+      <w:pPr>
+        <w:tabs>
+          <w:tab w:val="num" w:pos="6480"/>
+        </w:tabs>
+        <w:ind w:left="6480" w:hanging="360"/>
+      </w:pPr>
+      <w:rPr>
+        <w:rFonts w:ascii="Wingdings" w:hAnsi="Wingdings" w:hint="default"/>
+        <w:sz w:val="20"/>
+      </w:rPr>
+    </w:lvl>
+  </w:abstractNum>
   <w:num w:numId="1" w16cid:durableId="722798021">
     <w:abstractNumId w:val="0"/>
+  </w:num>
+  <w:num w:numId="2" w16cid:durableId="1643652930">
+    <w:abstractNumId w:val="3"/>
+  </w:num>
+  <w:num w:numId="3" w16cid:durableId="1966228612">
+    <w:abstractNumId w:val="2"/>
+  </w:num>
+  <w:num w:numId="4" w16cid:durableId="1941986821">
+    <w:abstractNumId w:val="1"/>
   </w:num>
 </w:numbering>
 </file>
 
 <file path=word/styles.xml><?xml version="1.0" encoding="utf-8"?>
-<w:styles xmlns:mc="http://schemas.openxmlformats.org/markup-compatibility/2006" xmlns:r="http://schemas.openxmlformats.org/officeDocument/2006/relationships" xmlns:w="http://schemas.openxmlformats.org/wordprocessingml/2006/main" xmlns:w14="http://schemas.microsoft.com/office/word/2010/wordml" xmlns:w15="http://schemas.microsoft.com/office/word/2012/wordml" xmlns:w16cex="http://schemas.microsoft.com/office/word/2018/wordml/cex" xmlns:w16cid="http://schemas.microsoft.com/office/word/2016/wordml/cid" xmlns:w16="http://schemas.microsoft.com/office/word/2018/wordml" xmlns:w16sdtdh="http://schemas.microsoft.com/office/word/2020/wordml/sdtdatahash" xmlns:w16se="http://schemas.microsoft.com/office/word/2015/wordml/symex" mc:Ignorable="w14 w15 w16se w16cid w16 w16cex w16sdtdh">
+<w:styles xmlns:mc="http://schemas.openxmlformats.org/markup-compatibility/2006" xmlns:r="http://schemas.openxmlformats.org/officeDocument/2006/relationships" xmlns:w="http://schemas.openxmlformats.org/wordprocessingml/2006/main" xmlns:w14="http://schemas.microsoft.com/office/word/2010/wordml" xmlns:w15="http://schemas.microsoft.com/office/word/2012/wordml" xmlns:w16cex="http://schemas.microsoft.com/office/word/2018/wordml/cex" xmlns:w16cid="http://schemas.microsoft.com/office/word/2016/wordml/cid" xmlns:w16="http://schemas.microsoft.com/office/word/2018/wordml" xmlns:w16du="http://schemas.microsoft.com/office/word/2023/wordml/word16du" xmlns:w16sdtdh="http://schemas.microsoft.com/office/word/2020/wordml/sdtdatahash" xmlns:w16sdtfl="http://schemas.microsoft.com/office/word/2024/wordml/sdtformatlock" xmlns:w16se="http://schemas.microsoft.com/office/word/2015/wordml/symex" mc:Ignorable="w14 w15 w16se w16cid w16 w16cex w16sdtdh w16sdtfl w16du">
   <w:docDefaults>
     <w:rPrDefault>
       <w:rPr>
@@ -3343,7 +4942,6 @@
   <w:style w:type="character" w:default="1" w:styleId="DefaultParagraphFont">
     <w:name w:val="Default Paragraph Font"/>
     <w:uiPriority w:val="1"/>
-    <w:semiHidden/>
     <w:unhideWhenUsed/>
   </w:style>
   <w:style w:type="table" w:default="1" w:styleId="TableNormal">
